--- a/Documentation/Misc writeups/MPADynamics_manual.docx
+++ b/Documentation/Misc writeups/MPADynamics_manual.docx
@@ -2,27 +2,6 @@
 <file path=word/document.xml><?xml version="1.0" encoding="utf-8"?>
 <w:document xmlns:wpc="http://schemas.microsoft.com/office/word/2010/wordprocessingCanvas" xmlns:cx="http://schemas.microsoft.com/office/drawing/2014/chartex" xmlns:cx1="http://schemas.microsoft.com/office/drawing/2015/9/8/chartex" xmlns:cx2="http://schemas.microsoft.com/office/drawing/2015/10/21/chartex" xmlns:cx3="http://schemas.microsoft.com/office/drawing/2016/5/9/chartex" xmlns:cx4="http://schemas.microsoft.com/office/drawing/2016/5/10/chartex" xmlns:cx5="http://schemas.microsoft.com/office/drawing/2016/5/11/chartex" xmlns:cx6="http://schemas.microsoft.com/office/drawing/2016/5/12/chartex" xmlns:cx7="http://schemas.microsoft.com/office/drawing/2016/5/13/chartex" xmlns:cx8="http://schemas.microsoft.com/office/drawing/2016/5/14/chartex" xmlns:mc="http://schemas.openxmlformats.org/markup-compatibility/2006" xmlns:aink="http://schemas.microsoft.com/office/drawing/2016/ink" xmlns:am3d="http://schemas.microsoft.com/office/drawing/2017/model3d" xmlns:o="urn:schemas-microsoft-com:office:office" xmlns:r="http://schemas.openxmlformats.org/officeDocument/2006/relationships" xmlns:m="http://schemas.openxmlformats.org/officeDocument/2006/math" xmlns:v="urn:schemas-microsoft-com:vml" xmlns:wp14="http://schemas.microsoft.com/office/word/2010/wordprocessingDrawing" xmlns:wp="http://schemas.openxmlformats.org/drawingml/2006/wordprocessingDrawing" xmlns:w10="urn:schemas-microsoft-com:office:word" xmlns:w="http://schemas.openxmlformats.org/wordprocessingml/2006/main" xmlns:w14="http://schemas.microsoft.com/office/word/2010/wordml" xmlns:w15="http://schemas.microsoft.com/office/word/2012/wordml" xmlns:w16cid="http://schemas.microsoft.com/office/word/2016/wordml/cid" xmlns:w16se="http://schemas.microsoft.com/office/word/2015/wordml/symex" xmlns:wpg="http://schemas.microsoft.com/office/word/2010/wordprocessingGroup" xmlns:wpi="http://schemas.microsoft.com/office/word/2010/wordprocessingInk" xmlns:wne="http://schemas.microsoft.com/office/word/2006/wordml" xmlns:wps="http://schemas.microsoft.com/office/word/2010/wordprocessingShape" mc:Ignorable="w14 w15 w16se w16cid wp14">
   <w:body>
-    <w:p>
-      <w:pPr>
-        <w:spacing w:after="232" w:line="259" w:lineRule="auto"/>
-        <w:ind w:left="73"/>
-        <w:jc w:val="center"/>
-      </w:pPr>
-    </w:p>
-    <w:p>
-      <w:pPr>
-        <w:spacing w:after="234" w:line="259" w:lineRule="auto"/>
-        <w:ind w:left="73"/>
-        <w:jc w:val="center"/>
-      </w:pPr>
-    </w:p>
-    <w:p>
-      <w:pPr>
-        <w:spacing w:after="345" w:line="259" w:lineRule="auto"/>
-        <w:ind w:left="73"/>
-        <w:jc w:val="center"/>
-      </w:pPr>
-    </w:p>
     <w:p>
       <w:pPr>
         <w:spacing w:after="0" w:line="259" w:lineRule="auto"/>
@@ -35,30 +14,433 @@
       </w:pPr>
       <w:r>
         <w:rPr>
-          <w:b/>
-          <w:sz w:val="43"/>
+          <w:noProof/>
         </w:rPr>
-        <w:t xml:space="preserve">EwE </w:t>
+        <mc:AlternateContent>
+          <mc:Choice Requires="wps">
+            <w:drawing>
+              <wp:anchor distT="45720" distB="45720" distL="114300" distR="114300" simplePos="0" relativeHeight="251666432" behindDoc="0" locked="0" layoutInCell="1" allowOverlap="1" wp14:anchorId="302B4B9A" wp14:editId="10009271">
+                <wp:simplePos x="0" y="0"/>
+                <wp:positionH relativeFrom="column">
+                  <wp:posOffset>-31750</wp:posOffset>
+                </wp:positionH>
+                <wp:positionV relativeFrom="paragraph">
+                  <wp:posOffset>7121525</wp:posOffset>
+                </wp:positionV>
+                <wp:extent cx="5810250" cy="1283970"/>
+                <wp:effectExtent l="0" t="0" r="0" b="0"/>
+                <wp:wrapNone/>
+                <wp:docPr id="217" name="Text Box 2"/>
+                <wp:cNvGraphicFramePr>
+                  <a:graphicFrameLocks xmlns:a="http://schemas.openxmlformats.org/drawingml/2006/main"/>
+                </wp:cNvGraphicFramePr>
+                <a:graphic xmlns:a="http://schemas.openxmlformats.org/drawingml/2006/main">
+                  <a:graphicData uri="http://schemas.microsoft.com/office/word/2010/wordprocessingShape">
+                    <wps:wsp>
+                      <wps:cNvSpPr txBox="1">
+                        <a:spLocks noChangeArrowheads="1"/>
+                      </wps:cNvSpPr>
+                      <wps:spPr bwMode="auto">
+                        <a:xfrm>
+                          <a:off x="0" y="0"/>
+                          <a:ext cx="5810250" cy="1283970"/>
+                        </a:xfrm>
+                        <a:prstGeom prst="rect">
+                          <a:avLst/>
+                        </a:prstGeom>
+                        <a:solidFill>
+                          <a:srgbClr val="FFFFFF"/>
+                        </a:solidFill>
+                        <a:ln w="9525">
+                          <a:noFill/>
+                          <a:miter lim="800000"/>
+                          <a:headEnd/>
+                          <a:tailEnd/>
+                        </a:ln>
+                      </wps:spPr>
+                      <wps:txbx>
+                        <w:txbxContent>
+                          <w:tbl>
+                            <w:tblPr>
+                              <w:tblStyle w:val="TableGrid"/>
+                              <w:tblW w:w="8926" w:type="dxa"/>
+                              <w:tblBorders>
+                                <w:top w:val="none" w:sz="0" w:space="0" w:color="auto"/>
+                                <w:left w:val="none" w:sz="0" w:space="0" w:color="auto"/>
+                                <w:bottom w:val="none" w:sz="0" w:space="0" w:color="auto"/>
+                                <w:right w:val="none" w:sz="0" w:space="0" w:color="auto"/>
+                                <w:insideH w:val="none" w:sz="0" w:space="0" w:color="auto"/>
+                                <w:insideV w:val="none" w:sz="0" w:space="0" w:color="auto"/>
+                              </w:tblBorders>
+                              <w:tblLook w:val="04A0" w:firstRow="1" w:lastRow="0" w:firstColumn="1" w:lastColumn="0" w:noHBand="0" w:noVBand="1"/>
+                            </w:tblPr>
+                            <w:tblGrid>
+                              <w:gridCol w:w="4690"/>
+                              <w:gridCol w:w="4236"/>
+                            </w:tblGrid>
+                            <w:tr>
+                              <w:tc>
+                                <w:tcPr>
+                                  <w:tcW w:w="5665" w:type="dxa"/>
+                                </w:tcPr>
+                                <w:p>
+                                  <w:r>
+                                    <w:t>Version 1, 28 February 2024</w:t>
+                                  </w:r>
+                                </w:p>
+                              </w:tc>
+                              <w:tc>
+                                <w:tcPr>
+                                  <w:tcW w:w="3261" w:type="dxa"/>
+                                  <w:vMerge w:val="restart"/>
+                                </w:tcPr>
+                                <w:p>
+                                  <w:r>
+                                    <w:rPr>
+                                      <w:noProof/>
+                                    </w:rPr>
+                                    <w:drawing>
+                                      <wp:inline distT="0" distB="0" distL="0" distR="0" wp14:anchorId="5A9824E4" wp14:editId="23E684F0">
+                                        <wp:extent cx="2547323" cy="876300"/>
+                                        <wp:effectExtent l="0" t="0" r="5715" b="0"/>
+                                        <wp:docPr id="22" name="Picture 22"/>
+                                        <wp:cNvGraphicFramePr/>
+                                        <a:graphic xmlns:a="http://schemas.openxmlformats.org/drawingml/2006/main">
+                                          <a:graphicData uri="http://schemas.openxmlformats.org/drawingml/2006/picture">
+                                            <pic:pic xmlns:pic="http://schemas.openxmlformats.org/drawingml/2006/picture">
+                                              <pic:nvPicPr>
+                                                <pic:cNvPr id="22" name="Picture 22"/>
+                                                <pic:cNvPicPr/>
+                                              </pic:nvPicPr>
+                                              <pic:blipFill>
+                                                <a:blip r:embed="rId8"/>
+                                                <a:stretch>
+                                                  <a:fillRect/>
+                                                </a:stretch>
+                                              </pic:blipFill>
+                                              <pic:spPr>
+                                                <a:xfrm>
+                                                  <a:off x="0" y="0"/>
+                                                  <a:ext cx="2547323" cy="876300"/>
+                                                </a:xfrm>
+                                                <a:prstGeom prst="rect">
+                                                  <a:avLst/>
+                                                </a:prstGeom>
+                                              </pic:spPr>
+                                            </pic:pic>
+                                          </a:graphicData>
+                                        </a:graphic>
+                                      </wp:inline>
+                                    </w:drawing>
+                                  </w:r>
+                                </w:p>
+                              </w:tc>
+                            </w:tr>
+                            <w:tr>
+                              <w:tc>
+                                <w:tcPr>
+                                  <w:tcW w:w="5665" w:type="dxa"/>
+                                </w:tcPr>
+                                <w:p>
+                                  <w:r>
+                                    <w:t>Jeroen Steenbeek, Marta Coll</w:t>
+                                  </w:r>
+                                </w:p>
+                              </w:tc>
+                              <w:tc>
+                                <w:tcPr>
+                                  <w:tcW w:w="3261" w:type="dxa"/>
+                                  <w:vMerge/>
+                                </w:tcPr>
+                                <w:p/>
+                              </w:tc>
+                            </w:tr>
+                            <w:tr>
+                              <w:tc>
+                                <w:tcPr>
+                                  <w:tcW w:w="5665" w:type="dxa"/>
+                                </w:tcPr>
+                                <w:p>
+                                  <w:r>
+                                    <w:t>Ecopath International Initiative, Spain</w:t>
+                                  </w:r>
+                                </w:p>
+                              </w:tc>
+                              <w:tc>
+                                <w:tcPr>
+                                  <w:tcW w:w="3261" w:type="dxa"/>
+                                  <w:vMerge/>
+                                </w:tcPr>
+                                <w:p/>
+                              </w:tc>
+                            </w:tr>
+                            <w:tr>
+                              <w:tc>
+                                <w:tcPr>
+                                  <w:tcW w:w="5665" w:type="dxa"/>
+                                </w:tcPr>
+                                <w:p>
+                                  <w:r>
+                                    <w:t xml:space="preserve">DOI </w:t>
+                                  </w:r>
+                                  <w:hyperlink r:id="rId9" w:history="1">
+                                    <w:r>
+                                      <w:rPr>
+                                        <w:rStyle w:val="Hyperlink"/>
+                                      </w:rPr>
+                                      <w:t>10.6084/m9.figshare.25298758</w:t>
+                                    </w:r>
+                                  </w:hyperlink>
+                                </w:p>
+                              </w:tc>
+                              <w:tc>
+                                <w:tcPr>
+                                  <w:tcW w:w="3261" w:type="dxa"/>
+                                  <w:vMerge/>
+                                </w:tcPr>
+                                <w:p/>
+                              </w:tc>
+                            </w:tr>
+                          </w:tbl>
+                          <w:p/>
+                        </w:txbxContent>
+                      </wps:txbx>
+                      <wps:bodyPr rot="0" vert="horz" wrap="square" lIns="91440" tIns="45720" rIns="91440" bIns="45720" anchor="t" anchorCtr="0">
+                        <a:spAutoFit/>
+                      </wps:bodyPr>
+                    </wps:wsp>
+                  </a:graphicData>
+                </a:graphic>
+                <wp14:sizeRelH relativeFrom="margin">
+                  <wp14:pctWidth>0</wp14:pctWidth>
+                </wp14:sizeRelH>
+                <wp14:sizeRelV relativeFrom="margin">
+                  <wp14:pctHeight>20000</wp14:pctHeight>
+                </wp14:sizeRelV>
+              </wp:anchor>
+            </w:drawing>
+          </mc:Choice>
+          <mc:Fallback>
+            <w:pict>
+              <v:shapetype w14:anchorId="302B4B9A" id="_x0000_t202" coordsize="21600,21600" o:spt="202" path="m,l,21600r21600,l21600,xe">
+                <v:stroke joinstyle="miter"/>
+                <v:path gradientshapeok="t" o:connecttype="rect"/>
+              </v:shapetype>
+              <v:shape id="Text Box 2" o:spid="_x0000_s1026" type="#_x0000_t202" style="position:absolute;left:0;text-align:left;margin-left:-2.5pt;margin-top:560.75pt;width:457.5pt;height:101.1pt;z-index:251666432;visibility:visible;mso-wrap-style:square;mso-width-percent:0;mso-height-percent:200;mso-wrap-distance-left:9pt;mso-wrap-distance-top:3.6pt;mso-wrap-distance-right:9pt;mso-wrap-distance-bottom:3.6pt;mso-position-horizontal:absolute;mso-position-horizontal-relative:text;mso-position-vertical:absolute;mso-position-vertical-relative:text;mso-width-percent:0;mso-height-percent:200;mso-width-relative:margin;mso-height-relative:margin;v-text-anchor:top" o:gfxdata="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" stroked="f">
+                <v:textbox style="mso-fit-shape-to-text:t">
+                  <w:txbxContent>
+                    <w:tbl>
+                      <w:tblPr>
+                        <w:tblStyle w:val="TableGrid"/>
+                        <w:tblW w:w="8926" w:type="dxa"/>
+                        <w:tblBorders>
+                          <w:top w:val="none" w:sz="0" w:space="0" w:color="auto"/>
+                          <w:left w:val="none" w:sz="0" w:space="0" w:color="auto"/>
+                          <w:bottom w:val="none" w:sz="0" w:space="0" w:color="auto"/>
+                          <w:right w:val="none" w:sz="0" w:space="0" w:color="auto"/>
+                          <w:insideH w:val="none" w:sz="0" w:space="0" w:color="auto"/>
+                          <w:insideV w:val="none" w:sz="0" w:space="0" w:color="auto"/>
+                        </w:tblBorders>
+                        <w:tblLook w:val="04A0" w:firstRow="1" w:lastRow="0" w:firstColumn="1" w:lastColumn="0" w:noHBand="0" w:noVBand="1"/>
+                      </w:tblPr>
+                      <w:tblGrid>
+                        <w:gridCol w:w="4690"/>
+                        <w:gridCol w:w="4236"/>
+                      </w:tblGrid>
+                      <w:tr>
+                        <w:tc>
+                          <w:tcPr>
+                            <w:tcW w:w="5665" w:type="dxa"/>
+                          </w:tcPr>
+                          <w:p>
+                            <w:r>
+                              <w:t>Version 1, 28 February 2024</w:t>
+                            </w:r>
+                          </w:p>
+                        </w:tc>
+                        <w:tc>
+                          <w:tcPr>
+                            <w:tcW w:w="3261" w:type="dxa"/>
+                            <w:vMerge w:val="restart"/>
+                          </w:tcPr>
+                          <w:p>
+                            <w:r>
+                              <w:rPr>
+                                <w:noProof/>
+                              </w:rPr>
+                              <w:drawing>
+                                <wp:inline distT="0" distB="0" distL="0" distR="0" wp14:anchorId="5A9824E4" wp14:editId="23E684F0">
+                                  <wp:extent cx="2547323" cy="876300"/>
+                                  <wp:effectExtent l="0" t="0" r="5715" b="0"/>
+                                  <wp:docPr id="22" name="Picture 22"/>
+                                  <wp:cNvGraphicFramePr/>
+                                  <a:graphic xmlns:a="http://schemas.openxmlformats.org/drawingml/2006/main">
+                                    <a:graphicData uri="http://schemas.openxmlformats.org/drawingml/2006/picture">
+                                      <pic:pic xmlns:pic="http://schemas.openxmlformats.org/drawingml/2006/picture">
+                                        <pic:nvPicPr>
+                                          <pic:cNvPr id="22" name="Picture 22"/>
+                                          <pic:cNvPicPr/>
+                                        </pic:nvPicPr>
+                                        <pic:blipFill>
+                                          <a:blip r:embed="rId8"/>
+                                          <a:stretch>
+                                            <a:fillRect/>
+                                          </a:stretch>
+                                        </pic:blipFill>
+                                        <pic:spPr>
+                                          <a:xfrm>
+                                            <a:off x="0" y="0"/>
+                                            <a:ext cx="2547323" cy="876300"/>
+                                          </a:xfrm>
+                                          <a:prstGeom prst="rect">
+                                            <a:avLst/>
+                                          </a:prstGeom>
+                                        </pic:spPr>
+                                      </pic:pic>
+                                    </a:graphicData>
+                                  </a:graphic>
+                                </wp:inline>
+                              </w:drawing>
+                            </w:r>
+                          </w:p>
+                        </w:tc>
+                      </w:tr>
+                      <w:tr>
+                        <w:tc>
+                          <w:tcPr>
+                            <w:tcW w:w="5665" w:type="dxa"/>
+                          </w:tcPr>
+                          <w:p>
+                            <w:r>
+                              <w:t>Jeroen Steenbeek, Marta Coll</w:t>
+                            </w:r>
+                          </w:p>
+                        </w:tc>
+                        <w:tc>
+                          <w:tcPr>
+                            <w:tcW w:w="3261" w:type="dxa"/>
+                            <w:vMerge/>
+                          </w:tcPr>
+                          <w:p/>
+                        </w:tc>
+                      </w:tr>
+                      <w:tr>
+                        <w:tc>
+                          <w:tcPr>
+                            <w:tcW w:w="5665" w:type="dxa"/>
+                          </w:tcPr>
+                          <w:p>
+                            <w:r>
+                              <w:t>Ecopath International Initiative, Spain</w:t>
+                            </w:r>
+                          </w:p>
+                        </w:tc>
+                        <w:tc>
+                          <w:tcPr>
+                            <w:tcW w:w="3261" w:type="dxa"/>
+                            <w:vMerge/>
+                          </w:tcPr>
+                          <w:p/>
+                        </w:tc>
+                      </w:tr>
+                      <w:tr>
+                        <w:tc>
+                          <w:tcPr>
+                            <w:tcW w:w="5665" w:type="dxa"/>
+                          </w:tcPr>
+                          <w:p>
+                            <w:r>
+                              <w:t xml:space="preserve">DOI </w:t>
+                            </w:r>
+                            <w:hyperlink r:id="rId10" w:history="1">
+                              <w:r>
+                                <w:rPr>
+                                  <w:rStyle w:val="Hyperlink"/>
+                                </w:rPr>
+                                <w:t>10.6084/m9.figshare.25298758</w:t>
+                              </w:r>
+                            </w:hyperlink>
+                          </w:p>
+                        </w:tc>
+                        <w:tc>
+                          <w:tcPr>
+                            <w:tcW w:w="3261" w:type="dxa"/>
+                            <w:vMerge/>
+                          </w:tcPr>
+                          <w:p/>
+                        </w:tc>
+                      </w:tr>
+                    </w:tbl>
+                    <w:p/>
+                  </w:txbxContent>
+                </v:textbox>
+              </v:shape>
+            </w:pict>
+          </mc:Fallback>
+        </mc:AlternateContent>
       </w:r>
       <w:r>
         <w:rPr>
           <w:b/>
           <w:sz w:val="43"/>
         </w:rPr>
-        <w:t>MPA dynamics plug-in</w:t>
+        <w:t xml:space="preserve">MPA </w:t>
+      </w:r>
+      <w:r>
+        <w:rPr>
+          <w:b/>
+          <w:sz w:val="43"/>
+        </w:rPr>
+        <w:t>D</w:t>
+      </w:r>
+      <w:bookmarkStart w:id="0" w:name="_GoBack"/>
+      <w:bookmarkEnd w:id="0"/>
+      <w:r>
+        <w:rPr>
+          <w:b/>
+          <w:sz w:val="43"/>
+        </w:rPr>
+        <w:t>ynamics plug</w:t>
+      </w:r>
+      <w:r>
+        <w:rPr>
+          <w:b/>
+          <w:sz w:val="43"/>
+        </w:rPr>
+        <w:t>-</w:t>
+      </w:r>
+      <w:r>
+        <w:rPr>
+          <w:b/>
+          <w:sz w:val="43"/>
+        </w:rPr>
+        <w:t>in</w:t>
+      </w:r>
+      <w:r>
+        <w:rPr>
+          <w:b/>
+          <w:sz w:val="43"/>
+        </w:rPr>
+        <w:t xml:space="preserve"> </w:t>
       </w:r>
     </w:p>
     <w:p>
       <w:pPr>
-        <w:pStyle w:val="ListParagraph"/>
-        <w:numPr>
-          <w:ilvl w:val="0"/>
-          <w:numId w:val="11"/>
-        </w:numPr>
         <w:spacing w:after="0" w:line="259" w:lineRule="auto"/>
-        <w:ind w:right="529"/>
+        <w:ind w:left="630" w:right="529"/>
         <w:jc w:val="center"/>
-      </w:pPr>
+        <w:rPr>
+          <w:b/>
+          <w:sz w:val="43"/>
+        </w:rPr>
+      </w:pPr>
+      <w:r>
+        <w:rPr>
+          <w:b/>
+          <w:sz w:val="43"/>
+        </w:rPr>
+        <w:t xml:space="preserve">- </w:t>
+      </w:r>
       <w:r>
         <w:rPr>
           <w:b/>
@@ -66,191 +448,235 @@
         </w:rPr>
         <w:t>a brief users’ guide</w:t>
       </w:r>
+      <w:r>
+        <w:rPr>
+          <w:b/>
+          <w:sz w:val="43"/>
+        </w:rPr>
+        <w:br/>
+      </w:r>
     </w:p>
     <w:p>
       <w:pPr>
         <w:spacing w:after="0" w:line="259" w:lineRule="auto"/>
-        <w:ind w:right="529"/>
+        <w:ind w:left="630" w:right="529"/>
+        <w:jc w:val="center"/>
+        <w:rPr>
+          <w:b/>
+          <w:sz w:val="43"/>
+        </w:rPr>
       </w:pPr>
     </w:p>
     <w:p>
       <w:pPr>
         <w:spacing w:after="0" w:line="259" w:lineRule="auto"/>
-        <w:ind w:left="1" w:right="3515"/>
+        <w:ind w:left="630" w:right="529"/>
+        <w:jc w:val="center"/>
+        <w:rPr>
+          <w:b/>
+          <w:sz w:val="43"/>
+        </w:rPr>
       </w:pPr>
     </w:p>
     <w:p>
       <w:pPr>
-        <w:spacing w:after="5605" w:line="259" w:lineRule="auto"/>
+        <w:spacing w:after="0" w:line="259" w:lineRule="auto"/>
+        <w:ind w:left="630" w:right="529"/>
         <w:jc w:val="center"/>
-      </w:pPr>
-    </w:p>
-    <w:p>
-      <w:pPr>
-        <w:spacing w:after="7"/>
         <w:rPr>
-          <w:highlight w:val="yellow"/>
+          <w:b/>
+          <w:sz w:val="43"/>
         </w:rPr>
       </w:pPr>
       <w:r>
         <w:rPr>
+          <w:b/>
           <w:noProof/>
-          <w:highlight w:val="yellow"/>
         </w:rPr>
         <w:drawing>
-          <wp:anchor distT="0" distB="0" distL="114300" distR="114300" simplePos="0" relativeHeight="251656192" behindDoc="0" locked="0" layoutInCell="1" allowOverlap="0" wp14:anchorId="5CF577E4" wp14:editId="7AB50EB2">
+          <wp:anchor distT="0" distB="0" distL="114300" distR="114300" simplePos="0" relativeHeight="251667456" behindDoc="1" locked="0" layoutInCell="1" allowOverlap="1" wp14:anchorId="7449D4A6" wp14:editId="313DC266">
             <wp:simplePos x="0" y="0"/>
-            <wp:positionH relativeFrom="column">
-              <wp:posOffset>3605037</wp:posOffset>
+            <wp:positionH relativeFrom="margin">
+              <wp:posOffset>6350</wp:posOffset>
             </wp:positionH>
             <wp:positionV relativeFrom="paragraph">
-              <wp:posOffset>-31634</wp:posOffset>
+              <wp:posOffset>62865</wp:posOffset>
             </wp:positionV>
-            <wp:extent cx="1844434" cy="634746"/>
-            <wp:effectExtent l="0" t="0" r="0" b="0"/>
-            <wp:wrapSquare wrapText="bothSides"/>
-            <wp:docPr id="22" name="Picture 22"/>
-            <wp:cNvGraphicFramePr/>
+            <wp:extent cx="5772785" cy="2660650"/>
+            <wp:effectExtent l="0" t="0" r="0" b="6350"/>
+            <wp:wrapNone/>
+            <wp:docPr id="21" name="Picture 21"/>
+            <wp:cNvGraphicFramePr>
+              <a:graphicFrameLocks xmlns:a="http://schemas.openxmlformats.org/drawingml/2006/main" noChangeAspect="1"/>
+            </wp:cNvGraphicFramePr>
             <a:graphic xmlns:a="http://schemas.openxmlformats.org/drawingml/2006/main">
               <a:graphicData uri="http://schemas.openxmlformats.org/drawingml/2006/picture">
                 <pic:pic xmlns:pic="http://schemas.openxmlformats.org/drawingml/2006/picture">
                   <pic:nvPicPr>
-                    <pic:cNvPr id="22" name="Picture 22"/>
-                    <pic:cNvPicPr/>
+                    <pic:cNvPr id="0" name="Picture 9"/>
+                    <pic:cNvPicPr>
+                      <a:picLocks noChangeAspect="1" noChangeArrowheads="1"/>
+                    </pic:cNvPicPr>
                   </pic:nvPicPr>
                   <pic:blipFill>
-                    <a:blip r:embed="rId6"/>
+                    <a:blip r:embed="rId11" cstate="print">
+                      <a:extLst>
+                        <a:ext uri="{28A0092B-C50C-407E-A947-70E740481C1C}">
+                          <a14:useLocalDpi xmlns:a14="http://schemas.microsoft.com/office/drawing/2010/main" val="0"/>
+                        </a:ext>
+                      </a:extLst>
+                    </a:blip>
+                    <a:srcRect/>
                     <a:stretch>
                       <a:fillRect/>
                     </a:stretch>
                   </pic:blipFill>
-                  <pic:spPr>
+                  <pic:spPr bwMode="auto">
                     <a:xfrm>
                       <a:off x="0" y="0"/>
-                      <a:ext cx="1844434" cy="634746"/>
+                      <a:ext cx="5772785" cy="2660650"/>
                     </a:xfrm>
                     <a:prstGeom prst="rect">
                       <a:avLst/>
                     </a:prstGeom>
+                    <a:noFill/>
+                    <a:ln>
+                      <a:noFill/>
+                    </a:ln>
                   </pic:spPr>
                 </pic:pic>
               </a:graphicData>
             </a:graphic>
+            <wp14:sizeRelH relativeFrom="page">
+              <wp14:pctWidth>0</wp14:pctWidth>
+            </wp14:sizeRelH>
+            <wp14:sizeRelV relativeFrom="page">
+              <wp14:pctHeight>0</wp14:pctHeight>
+            </wp14:sizeRelV>
           </wp:anchor>
         </w:drawing>
       </w:r>
-      <w:r>
-        <w:rPr>
-          <w:highlight w:val="yellow"/>
-        </w:rPr>
-        <w:t>Version 1</w:t>
-      </w:r>
-      <w:r>
-        <w:rPr>
-          <w:highlight w:val="yellow"/>
-        </w:rPr>
-        <w:t xml:space="preserve">, </w:t>
-      </w:r>
-      <w:r>
-        <w:rPr>
-          <w:highlight w:val="yellow"/>
-        </w:rPr>
-        <w:t>21 February 2024</w:t>
-      </w:r>
     </w:p>
     <w:p>
       <w:pPr>
-        <w:spacing w:after="7"/>
-      </w:pPr>
-      <w:r>
+        <w:spacing w:after="0" w:line="259" w:lineRule="auto"/>
+        <w:ind w:left="630" w:right="529"/>
+        <w:jc w:val="center"/>
         <w:rPr>
-          <w:highlight w:val="yellow"/>
+          <w:b/>
+          <w:sz w:val="43"/>
         </w:rPr>
-        <w:t>Compatible with Ecopath with Ecosim version 6.</w:t>
-      </w:r>
-      <w:r>
-        <w:rPr>
-          <w:highlight w:val="yellow"/>
-        </w:rPr>
-        <w:t>7 α1</w:t>
-      </w:r>
-      <w:r>
-        <w:t xml:space="preserve"> </w:t>
-      </w:r>
+      </w:pPr>
     </w:p>
     <w:p>
       <w:pPr>
-        <w:spacing w:after="7"/>
+        <w:spacing w:after="0" w:line="259" w:lineRule="auto"/>
+        <w:ind w:left="630" w:right="529"/>
+        <w:jc w:val="center"/>
         <w:rPr>
-          <w:highlight w:val="yellow"/>
+          <w:b/>
+          <w:sz w:val="43"/>
         </w:rPr>
       </w:pPr>
-      <w:r>
-        <w:rPr>
-          <w:highlight w:val="yellow"/>
-        </w:rPr>
-        <w:t>Marta Coll</w:t>
-      </w:r>
-      <w:r>
-        <w:rPr>
-          <w:highlight w:val="yellow"/>
-        </w:rPr>
-        <w:t xml:space="preserve">, </w:t>
-      </w:r>
-      <w:r>
-        <w:rPr>
-          <w:highlight w:val="yellow"/>
-        </w:rPr>
-        <w:t>Jeroen Steenbeek</w:t>
-      </w:r>
     </w:p>
     <w:p>
       <w:pPr>
-        <w:spacing w:after="7"/>
+        <w:spacing w:after="0" w:line="259" w:lineRule="auto"/>
+        <w:ind w:left="630" w:right="529"/>
+        <w:jc w:val="center"/>
         <w:rPr>
-          <w:highlight w:val="yellow"/>
+          <w:b/>
+          <w:sz w:val="43"/>
         </w:rPr>
       </w:pPr>
-      <w:r>
-        <w:rPr>
-          <w:highlight w:val="yellow"/>
-        </w:rPr>
-        <w:t>Ecopath International Initiative, Spain</w:t>
-      </w:r>
     </w:p>
     <w:p>
       <w:pPr>
-        <w:spacing w:after="7"/>
-      </w:pPr>
-      <w:r>
+        <w:spacing w:after="0" w:line="259" w:lineRule="auto"/>
+        <w:ind w:left="630" w:right="529"/>
+        <w:jc w:val="center"/>
         <w:rPr>
-          <w:highlight w:val="yellow"/>
+          <w:b/>
+          <w:sz w:val="43"/>
         </w:rPr>
-        <w:t>https://doi.org/10.6084/m9.figshare.</w:t>
-      </w:r>
-      <w:r>
-        <w:rPr>
-          <w:highlight w:val="yellow"/>
-        </w:rPr>
-        <w:t>XXXXXXX</w:t>
-      </w:r>
+      </w:pPr>
     </w:p>
     <w:p>
       <w:pPr>
+        <w:spacing w:after="0" w:line="259" w:lineRule="auto"/>
+        <w:ind w:left="630" w:right="529"/>
+        <w:jc w:val="center"/>
+        <w:rPr>
+          <w:b/>
+          <w:sz w:val="43"/>
+        </w:rPr>
+      </w:pPr>
+    </w:p>
+    <w:p>
+      <w:pPr>
+        <w:spacing w:after="0" w:line="259" w:lineRule="auto"/>
+        <w:ind w:left="630" w:right="529"/>
+        <w:jc w:val="center"/>
+        <w:rPr>
+          <w:b/>
+          <w:sz w:val="43"/>
+        </w:rPr>
+      </w:pPr>
+    </w:p>
+    <w:p>
+      <w:pPr>
+        <w:spacing w:after="0" w:line="259" w:lineRule="auto"/>
+        <w:ind w:left="630" w:right="529"/>
+        <w:jc w:val="center"/>
+        <w:rPr>
+          <w:b/>
+          <w:sz w:val="43"/>
+        </w:rPr>
+      </w:pPr>
+    </w:p>
+    <w:p>
+      <w:pPr>
+        <w:spacing w:after="0" w:line="259" w:lineRule="auto"/>
+        <w:ind w:left="630" w:right="529"/>
+        <w:jc w:val="center"/>
+        <w:rPr>
+          <w:sz w:val="40"/>
+          <w:szCs w:val="40"/>
+        </w:rPr>
+      </w:pPr>
+      <w:r>
+        <w:rPr>
+          <w:sz w:val="40"/>
+          <w:szCs w:val="40"/>
+        </w:rPr>
+        <w:t>Ecopath with Ecosim software guides</w:t>
+      </w:r>
+    </w:p>
+    <w:p>
+      <w:pPr>
+        <w:spacing w:after="0" w:line="259" w:lineRule="auto"/>
+        <w:ind w:left="1" w:right="3515"/>
+      </w:pPr>
+    </w:p>
+    <w:p>
+      <w:pPr>
         <w:spacing w:after="160" w:line="259" w:lineRule="auto"/>
         <w:jc w:val="left"/>
-      </w:pPr>
-      <w:bookmarkStart w:id="0" w:name="_Toc90460738"/>
-      <w:r>
         <w:rPr>
           <w:b/>
         </w:rPr>
-        <w:br w:type="page"/>
-      </w:r>
+        <w:sectPr>
+          <w:pgSz w:w="11904" w:h="16840"/>
+          <w:pgMar w:top="2135" w:right="1401" w:bottom="1134" w:left="1400" w:header="720" w:footer="720" w:gutter="0"/>
+          <w:cols w:space="720"/>
+        </w:sectPr>
+      </w:pPr>
+      <w:bookmarkStart w:id="1" w:name="_Toc90460738"/>
     </w:p>
     <w:sdt>
       <w:sdtPr>
         <w:rPr>
+          <w:b w:val="0"/>
           <w:noProof w:val="0"/>
           <w:sz w:val="20"/>
         </w:rPr>
@@ -260,11 +686,6 @@
           <w:docPartUnique/>
         </w:docPartObj>
       </w:sdtPr>
-      <w:sdtEndPr>
-        <w:rPr>
-          <w:b w:val="0"/>
-        </w:rPr>
-      </w:sdtEndPr>
       <w:sdtContent>
         <w:p>
           <w:pPr>
@@ -278,7 +699,7 @@
           <w:pPr>
             <w:pStyle w:val="TOC1"/>
             <w:tabs>
-              <w:tab w:val="right" w:leader="dot" w:pos="9093"/>
+              <w:tab w:val="right" w:leader="dot" w:pos="9094"/>
             </w:tabs>
             <w:rPr>
               <w:rFonts w:asciiTheme="minorHAnsi" w:eastAsiaTheme="minorEastAsia" w:hAnsiTheme="minorHAnsi" w:cstheme="minorBidi"/>
@@ -296,7 +717,7 @@
           <w:r>
             <w:fldChar w:fldCharType="separate"/>
           </w:r>
-          <w:hyperlink w:anchor="_Toc159429323" w:history="1">
+          <w:hyperlink w:anchor="_Toc159941704" w:history="1">
             <w:r>
               <w:rPr>
                 <w:rStyle w:val="Hyperlink"/>
@@ -323,7 +744,7 @@
                 <w:noProof/>
                 <w:webHidden/>
               </w:rPr>
-              <w:instrText xml:space="preserve"> PAGEREF _Toc159429323 \h </w:instrText>
+              <w:instrText xml:space="preserve"> PAGEREF _Toc159941704 \h </w:instrText>
             </w:r>
             <w:r>
               <w:rPr>
@@ -343,7 +764,7 @@
                 <w:noProof/>
                 <w:webHidden/>
               </w:rPr>
-              <w:t>2</w:t>
+              <w:t>1</w:t>
             </w:r>
             <w:r>
               <w:rPr>
@@ -358,7 +779,7 @@
           <w:pPr>
             <w:pStyle w:val="TOC1"/>
             <w:tabs>
-              <w:tab w:val="right" w:leader="dot" w:pos="9093"/>
+              <w:tab w:val="right" w:leader="dot" w:pos="9094"/>
             </w:tabs>
             <w:rPr>
               <w:rFonts w:asciiTheme="minorHAnsi" w:eastAsiaTheme="minorEastAsia" w:hAnsiTheme="minorHAnsi" w:cstheme="minorBidi"/>
@@ -367,13 +788,13 @@
               <w:sz w:val="22"/>
             </w:rPr>
           </w:pPr>
-          <w:hyperlink w:anchor="_Toc159429324" w:history="1">
+          <w:hyperlink w:anchor="_Toc159941705" w:history="1">
             <w:r>
               <w:rPr>
                 <w:rStyle w:val="Hyperlink"/>
                 <w:noProof/>
               </w:rPr>
-              <w:t>Acknowledgements</w:t>
+              <w:t>Availability</w:t>
             </w:r>
             <w:r>
               <w:rPr>
@@ -394,7 +815,7 @@
                 <w:noProof/>
                 <w:webHidden/>
               </w:rPr>
-              <w:instrText xml:space="preserve"> PAGEREF _Toc159429324 \h </w:instrText>
+              <w:instrText xml:space="preserve"> PAGEREF _Toc159941705 \h </w:instrText>
             </w:r>
             <w:r>
               <w:rPr>
@@ -414,7 +835,7 @@
                 <w:noProof/>
                 <w:webHidden/>
               </w:rPr>
-              <w:t>2</w:t>
+              <w:t>1</w:t>
             </w:r>
             <w:r>
               <w:rPr>
@@ -429,7 +850,7 @@
           <w:pPr>
             <w:pStyle w:val="TOC1"/>
             <w:tabs>
-              <w:tab w:val="right" w:leader="dot" w:pos="9093"/>
+              <w:tab w:val="right" w:leader="dot" w:pos="9094"/>
             </w:tabs>
             <w:rPr>
               <w:rFonts w:asciiTheme="minorHAnsi" w:eastAsiaTheme="minorEastAsia" w:hAnsiTheme="minorHAnsi" w:cstheme="minorBidi"/>
@@ -438,13 +859,13 @@
               <w:sz w:val="22"/>
             </w:rPr>
           </w:pPr>
-          <w:hyperlink w:anchor="_Toc159429325" w:history="1">
+          <w:hyperlink w:anchor="_Toc159941706" w:history="1">
             <w:r>
               <w:rPr>
                 <w:rStyle w:val="Hyperlink"/>
                 <w:noProof/>
               </w:rPr>
-              <w:t>Summary</w:t>
+              <w:t>Acknowledgements</w:t>
             </w:r>
             <w:r>
               <w:rPr>
@@ -465,7 +886,7 @@
                 <w:noProof/>
                 <w:webHidden/>
               </w:rPr>
-              <w:instrText xml:space="preserve"> PAGEREF _Toc159429325 \h </w:instrText>
+              <w:instrText xml:space="preserve"> PAGEREF _Toc159941706 \h </w:instrText>
             </w:r>
             <w:r>
               <w:rPr>
@@ -485,7 +906,7 @@
                 <w:noProof/>
                 <w:webHidden/>
               </w:rPr>
-              <w:t>3</w:t>
+              <w:t>1</w:t>
             </w:r>
             <w:r>
               <w:rPr>
@@ -500,7 +921,7 @@
           <w:pPr>
             <w:pStyle w:val="TOC1"/>
             <w:tabs>
-              <w:tab w:val="right" w:leader="dot" w:pos="9093"/>
+              <w:tab w:val="right" w:leader="dot" w:pos="9094"/>
             </w:tabs>
             <w:rPr>
               <w:rFonts w:asciiTheme="minorHAnsi" w:eastAsiaTheme="minorEastAsia" w:hAnsiTheme="minorHAnsi" w:cstheme="minorBidi"/>
@@ -509,13 +930,13 @@
               <w:sz w:val="22"/>
             </w:rPr>
           </w:pPr>
-          <w:hyperlink w:anchor="_Toc159429326" w:history="1">
+          <w:hyperlink w:anchor="_Toc159941707" w:history="1">
             <w:r>
               <w:rPr>
                 <w:rStyle w:val="Hyperlink"/>
                 <w:noProof/>
               </w:rPr>
-              <w:t>Implementation</w:t>
+              <w:t>Summary</w:t>
             </w:r>
             <w:r>
               <w:rPr>
@@ -536,7 +957,7 @@
                 <w:noProof/>
                 <w:webHidden/>
               </w:rPr>
-              <w:instrText xml:space="preserve"> PAGEREF _Toc159429326 \h </w:instrText>
+              <w:instrText xml:space="preserve"> PAGEREF _Toc159941707 \h </w:instrText>
             </w:r>
             <w:r>
               <w:rPr>
@@ -556,7 +977,7 @@
                 <w:noProof/>
                 <w:webHidden/>
               </w:rPr>
-              <w:t>3</w:t>
+              <w:t>2</w:t>
             </w:r>
             <w:r>
               <w:rPr>
@@ -569,9 +990,9 @@
         </w:p>
         <w:p>
           <w:pPr>
-            <w:pStyle w:val="TOC2"/>
+            <w:pStyle w:val="TOC1"/>
             <w:tabs>
-              <w:tab w:val="right" w:leader="dot" w:pos="9093"/>
+              <w:tab w:val="right" w:leader="dot" w:pos="9094"/>
             </w:tabs>
             <w:rPr>
               <w:rFonts w:asciiTheme="minorHAnsi" w:eastAsiaTheme="minorEastAsia" w:hAnsiTheme="minorHAnsi" w:cstheme="minorBidi"/>
@@ -580,13 +1001,13 @@
               <w:sz w:val="22"/>
             </w:rPr>
           </w:pPr>
-          <w:hyperlink w:anchor="_Toc159429327" w:history="1">
+          <w:hyperlink w:anchor="_Toc159941708" w:history="1">
             <w:r>
               <w:rPr>
                 <w:rStyle w:val="Hyperlink"/>
                 <w:noProof/>
               </w:rPr>
-              <w:t>Launching the plug-in</w:t>
+              <w:t>Implementation</w:t>
             </w:r>
             <w:r>
               <w:rPr>
@@ -607,7 +1028,7 @@
                 <w:noProof/>
                 <w:webHidden/>
               </w:rPr>
-              <w:instrText xml:space="preserve"> PAGEREF _Toc159429327 \h </w:instrText>
+              <w:instrText xml:space="preserve"> PAGEREF _Toc159941708 \h </w:instrText>
             </w:r>
             <w:r>
               <w:rPr>
@@ -627,7 +1048,7 @@
                 <w:noProof/>
                 <w:webHidden/>
               </w:rPr>
-              <w:t>3</w:t>
+              <w:t>2</w:t>
             </w:r>
             <w:r>
               <w:rPr>
@@ -642,7 +1063,7 @@
           <w:pPr>
             <w:pStyle w:val="TOC2"/>
             <w:tabs>
-              <w:tab w:val="right" w:leader="dot" w:pos="9093"/>
+              <w:tab w:val="right" w:leader="dot" w:pos="9094"/>
             </w:tabs>
             <w:rPr>
               <w:rFonts w:asciiTheme="minorHAnsi" w:eastAsiaTheme="minorEastAsia" w:hAnsiTheme="minorHAnsi" w:cstheme="minorBidi"/>
@@ -651,13 +1072,13 @@
               <w:sz w:val="22"/>
             </w:rPr>
           </w:pPr>
-          <w:hyperlink w:anchor="_Toc159429328" w:history="1">
+          <w:hyperlink w:anchor="_Toc159941709" w:history="1">
             <w:r>
               <w:rPr>
                 <w:rStyle w:val="Hyperlink"/>
                 <w:noProof/>
               </w:rPr>
-              <w:t>Modifying the MPA enforcement CSV file</w:t>
+              <w:t>The MPA Dynamics main interface</w:t>
             </w:r>
             <w:r>
               <w:rPr>
@@ -678,7 +1099,7 @@
                 <w:noProof/>
                 <w:webHidden/>
               </w:rPr>
-              <w:instrText xml:space="preserve"> PAGEREF _Toc159429328 \h </w:instrText>
+              <w:instrText xml:space="preserve"> PAGEREF _Toc159941709 \h </w:instrText>
             </w:r>
             <w:r>
               <w:rPr>
@@ -698,7 +1119,291 @@
                 <w:noProof/>
                 <w:webHidden/>
               </w:rPr>
+              <w:t>3</w:t>
+            </w:r>
+            <w:r>
+              <w:rPr>
+                <w:noProof/>
+                <w:webHidden/>
+              </w:rPr>
+              <w:fldChar w:fldCharType="end"/>
+            </w:r>
+          </w:hyperlink>
+        </w:p>
+        <w:p>
+          <w:pPr>
+            <w:pStyle w:val="TOC2"/>
+            <w:tabs>
+              <w:tab w:val="right" w:leader="dot" w:pos="9094"/>
+            </w:tabs>
+            <w:rPr>
+              <w:rFonts w:asciiTheme="minorHAnsi" w:eastAsiaTheme="minorEastAsia" w:hAnsiTheme="minorHAnsi" w:cstheme="minorBidi"/>
+              <w:noProof/>
+              <w:color w:val="auto"/>
+              <w:sz w:val="22"/>
+            </w:rPr>
+          </w:pPr>
+          <w:hyperlink w:anchor="_Toc159941710" w:history="1">
+            <w:r>
+              <w:rPr>
+                <w:rStyle w:val="Hyperlink"/>
+                <w:noProof/>
+              </w:rPr>
+              <w:t>The MPA Dynamics CSV file</w:t>
+            </w:r>
+            <w:r>
+              <w:rPr>
+                <w:noProof/>
+                <w:webHidden/>
+              </w:rPr>
+              <w:tab/>
+            </w:r>
+            <w:r>
+              <w:rPr>
+                <w:noProof/>
+                <w:webHidden/>
+              </w:rPr>
+              <w:fldChar w:fldCharType="begin"/>
+            </w:r>
+            <w:r>
+              <w:rPr>
+                <w:noProof/>
+                <w:webHidden/>
+              </w:rPr>
+              <w:instrText xml:space="preserve"> PAGEREF _Toc159941710 \h </w:instrText>
+            </w:r>
+            <w:r>
+              <w:rPr>
+                <w:noProof/>
+                <w:webHidden/>
+              </w:rPr>
+            </w:r>
+            <w:r>
+              <w:rPr>
+                <w:noProof/>
+                <w:webHidden/>
+              </w:rPr>
+              <w:fldChar w:fldCharType="separate"/>
+            </w:r>
+            <w:r>
+              <w:rPr>
+                <w:noProof/>
+                <w:webHidden/>
+              </w:rPr>
               <w:t>4</w:t>
+            </w:r>
+            <w:r>
+              <w:rPr>
+                <w:noProof/>
+                <w:webHidden/>
+              </w:rPr>
+              <w:fldChar w:fldCharType="end"/>
+            </w:r>
+          </w:hyperlink>
+        </w:p>
+        <w:p>
+          <w:pPr>
+            <w:pStyle w:val="TOC3"/>
+            <w:tabs>
+              <w:tab w:val="right" w:leader="dot" w:pos="9094"/>
+            </w:tabs>
+            <w:rPr>
+              <w:rFonts w:asciiTheme="minorHAnsi" w:eastAsiaTheme="minorEastAsia" w:hAnsiTheme="minorHAnsi" w:cstheme="minorBidi"/>
+              <w:noProof/>
+              <w:color w:val="auto"/>
+              <w:sz w:val="22"/>
+            </w:rPr>
+          </w:pPr>
+          <w:hyperlink w:anchor="_Toc159941711" w:history="1">
+            <w:r>
+              <w:rPr>
+                <w:rStyle w:val="Hyperlink"/>
+                <w:noProof/>
+              </w:rPr>
+              <w:t>CSV file layout</w:t>
+            </w:r>
+            <w:r>
+              <w:rPr>
+                <w:noProof/>
+                <w:webHidden/>
+              </w:rPr>
+              <w:tab/>
+            </w:r>
+            <w:r>
+              <w:rPr>
+                <w:noProof/>
+                <w:webHidden/>
+              </w:rPr>
+              <w:fldChar w:fldCharType="begin"/>
+            </w:r>
+            <w:r>
+              <w:rPr>
+                <w:noProof/>
+                <w:webHidden/>
+              </w:rPr>
+              <w:instrText xml:space="preserve"> PAGEREF _Toc159941711 \h </w:instrText>
+            </w:r>
+            <w:r>
+              <w:rPr>
+                <w:noProof/>
+                <w:webHidden/>
+              </w:rPr>
+            </w:r>
+            <w:r>
+              <w:rPr>
+                <w:noProof/>
+                <w:webHidden/>
+              </w:rPr>
+              <w:fldChar w:fldCharType="separate"/>
+            </w:r>
+            <w:r>
+              <w:rPr>
+                <w:noProof/>
+                <w:webHidden/>
+              </w:rPr>
+              <w:t>4</w:t>
+            </w:r>
+            <w:r>
+              <w:rPr>
+                <w:noProof/>
+                <w:webHidden/>
+              </w:rPr>
+              <w:fldChar w:fldCharType="end"/>
+            </w:r>
+          </w:hyperlink>
+        </w:p>
+        <w:p>
+          <w:pPr>
+            <w:pStyle w:val="TOC3"/>
+            <w:tabs>
+              <w:tab w:val="right" w:leader="dot" w:pos="9094"/>
+            </w:tabs>
+            <w:rPr>
+              <w:rFonts w:asciiTheme="minorHAnsi" w:eastAsiaTheme="minorEastAsia" w:hAnsiTheme="minorHAnsi" w:cstheme="minorBidi"/>
+              <w:noProof/>
+              <w:color w:val="auto"/>
+              <w:sz w:val="22"/>
+            </w:rPr>
+          </w:pPr>
+          <w:hyperlink w:anchor="_Toc159941712" w:history="1">
+            <w:r>
+              <w:rPr>
+                <w:rStyle w:val="Hyperlink"/>
+                <w:noProof/>
+              </w:rPr>
+              <w:t>Editing the CSV file</w:t>
+            </w:r>
+            <w:r>
+              <w:rPr>
+                <w:noProof/>
+                <w:webHidden/>
+              </w:rPr>
+              <w:tab/>
+            </w:r>
+            <w:r>
+              <w:rPr>
+                <w:noProof/>
+                <w:webHidden/>
+              </w:rPr>
+              <w:fldChar w:fldCharType="begin"/>
+            </w:r>
+            <w:r>
+              <w:rPr>
+                <w:noProof/>
+                <w:webHidden/>
+              </w:rPr>
+              <w:instrText xml:space="preserve"> PAGEREF _Toc159941712 \h </w:instrText>
+            </w:r>
+            <w:r>
+              <w:rPr>
+                <w:noProof/>
+                <w:webHidden/>
+              </w:rPr>
+            </w:r>
+            <w:r>
+              <w:rPr>
+                <w:noProof/>
+                <w:webHidden/>
+              </w:rPr>
+              <w:fldChar w:fldCharType="separate"/>
+            </w:r>
+            <w:r>
+              <w:rPr>
+                <w:noProof/>
+                <w:webHidden/>
+              </w:rPr>
+              <w:t>4</w:t>
+            </w:r>
+            <w:r>
+              <w:rPr>
+                <w:noProof/>
+                <w:webHidden/>
+              </w:rPr>
+              <w:fldChar w:fldCharType="end"/>
+            </w:r>
+          </w:hyperlink>
+        </w:p>
+        <w:p>
+          <w:pPr>
+            <w:pStyle w:val="TOC2"/>
+            <w:tabs>
+              <w:tab w:val="right" w:leader="dot" w:pos="9094"/>
+            </w:tabs>
+            <w:rPr>
+              <w:rFonts w:asciiTheme="minorHAnsi" w:eastAsiaTheme="minorEastAsia" w:hAnsiTheme="minorHAnsi" w:cstheme="minorBidi"/>
+              <w:noProof/>
+              <w:color w:val="auto"/>
+              <w:sz w:val="22"/>
+            </w:rPr>
+          </w:pPr>
+          <w:hyperlink w:anchor="_Toc159941713" w:history="1">
+            <w:r>
+              <w:rPr>
+                <w:rStyle w:val="Hyperlink"/>
+                <w:noProof/>
+              </w:rPr>
+              <w:t>Running the MPA Dynamics</w:t>
+            </w:r>
+            <w:r>
+              <w:rPr>
+                <w:noProof/>
+                <w:webHidden/>
+              </w:rPr>
+              <w:tab/>
+            </w:r>
+            <w:r>
+              <w:rPr>
+                <w:noProof/>
+                <w:webHidden/>
+              </w:rPr>
+              <w:fldChar w:fldCharType="begin"/>
+            </w:r>
+            <w:r>
+              <w:rPr>
+                <w:noProof/>
+                <w:webHidden/>
+              </w:rPr>
+              <w:instrText xml:space="preserve"> PAGEREF _Toc159941713 \h </w:instrText>
+            </w:r>
+            <w:r>
+              <w:rPr>
+                <w:noProof/>
+                <w:webHidden/>
+              </w:rPr>
+            </w:r>
+            <w:r>
+              <w:rPr>
+                <w:noProof/>
+                <w:webHidden/>
+              </w:rPr>
+              <w:fldChar w:fldCharType="separate"/>
+            </w:r>
+            <w:r>
+              <w:rPr>
+                <w:noProof/>
+                <w:webHidden/>
+              </w:rPr>
+              <w:t>5</w:t>
             </w:r>
             <w:r>
               <w:rPr>
@@ -720,12 +1425,12 @@
       <w:pPr>
         <w:pStyle w:val="Heading1"/>
       </w:pPr>
-      <w:bookmarkStart w:id="1" w:name="_Toc159429323"/>
-      <w:bookmarkEnd w:id="0"/>
+      <w:bookmarkStart w:id="2" w:name="_Toc159941704"/>
+      <w:bookmarkEnd w:id="1"/>
       <w:r>
         <w:t>Scope and purpose</w:t>
       </w:r>
-      <w:bookmarkEnd w:id="1"/>
+      <w:bookmarkEnd w:id="2"/>
       <w:r>
         <w:t xml:space="preserve"> </w:t>
       </w:r>
@@ -791,78 +1496,85 @@
         <w:t xml:space="preserve">This document was last updated </w:t>
       </w:r>
       <w:r>
-        <w:rPr>
-          <w:highlight w:val="yellow"/>
-        </w:rPr>
         <w:t xml:space="preserve">February </w:t>
       </w:r>
       <w:r>
-        <w:rPr>
-          <w:highlight w:val="yellow"/>
-        </w:rPr>
         <w:t>202</w:t>
       </w:r>
       <w:r>
-        <w:rPr>
-          <w:highlight w:val="yellow"/>
-        </w:rPr>
         <w:t>4</w:t>
       </w:r>
       <w:r>
-        <w:rPr>
-          <w:highlight w:val="yellow"/>
-        </w:rPr>
         <w:t xml:space="preserve"> to EwE version 6.7.0.</w:t>
       </w:r>
       <w:r>
-        <w:rPr>
-          <w:highlight w:val="yellow"/>
-        </w:rPr>
-        <w:t>18702</w:t>
-      </w:r>
-      <w:r>
-        <w:rPr>
-          <w:highlight w:val="yellow"/>
-        </w:rPr>
+        <w:t>187</w:t>
+      </w:r>
+      <w:r>
+        <w:t>75</w:t>
+      </w:r>
+      <w:r>
         <w:t xml:space="preserve"> </w:t>
       </w:r>
-      <w:proofErr w:type="spellStart"/>
-      <w:r>
-        <w:rPr>
-          <w:highlight w:val="yellow"/>
-        </w:rPr>
+      <w:r>
         <w:t>pre</w:t>
       </w:r>
       <w:r>
-        <w:rPr>
-          <w:highlight w:val="yellow"/>
-        </w:rPr>
-        <w:t>release</w:t>
-      </w:r>
-      <w:proofErr w:type="spellEnd"/>
-      <w:r>
-        <w:t xml:space="preserve">. </w:t>
+        <w:t>-</w:t>
+      </w:r>
+      <w:r>
+        <w:t>release.</w:t>
+      </w:r>
+      <w:r>
+        <w:t xml:space="preserve"> </w:t>
       </w:r>
     </w:p>
     <w:p>
       <w:pPr>
         <w:pStyle w:val="Heading1"/>
       </w:pPr>
-      <w:bookmarkStart w:id="2" w:name="_Toc159429324"/>
-      <w:r>
-        <w:t>Acknowledgements</w:t>
-      </w:r>
-      <w:bookmarkEnd w:id="2"/>
+      <w:bookmarkStart w:id="3" w:name="_Toc159941705"/>
+      <w:r>
+        <w:t>Availability</w:t>
+      </w:r>
+      <w:bookmarkEnd w:id="3"/>
     </w:p>
     <w:p>
       <w:r>
+        <w:t>The MPA Dynamics plug-in is included with EwE version 6.6.6 and newer.</w:t>
+      </w:r>
+    </w:p>
+    <w:p>
+      <w:pPr>
+        <w:pStyle w:val="Heading1"/>
+      </w:pPr>
+      <w:bookmarkStart w:id="4" w:name="_Toc159941706"/>
+      <w:r>
+        <w:t>Acknowledgements</w:t>
+      </w:r>
+      <w:bookmarkEnd w:id="4"/>
+    </w:p>
+    <w:p>
+      <w:r>
         <w:t>MPA dynamics</w:t>
       </w:r>
       <w:r>
         <w:t xml:space="preserve"> was implemented by Jeroen Steenbeek </w:t>
       </w:r>
       <w:r>
-        <w:t xml:space="preserve">and Marta Col </w:t>
+        <w:t>and Marta Co</w:t>
+      </w:r>
+      <w:r>
+        <w:t>l</w:t>
+      </w:r>
+      <w:r>
+        <w:t>l</w:t>
+      </w:r>
+      <w:r>
+        <w:t xml:space="preserve"> (Ecopath International Initiative, Spain)</w:t>
+      </w:r>
+      <w:r>
+        <w:t xml:space="preserve"> </w:t>
       </w:r>
       <w:r>
         <w:t xml:space="preserve">after an idea by </w:t>
@@ -876,7 +1588,29 @@
       </w:r>
       <w:proofErr w:type="spellEnd"/>
       <w:r>
+        <w:t xml:space="preserve"> (University of British Columbia, Canada)</w:t>
+      </w:r>
+      <w:r>
         <w:t>.</w:t>
+      </w:r>
+      <w:r>
+        <w:t xml:space="preserve"> Front image credits </w:t>
+      </w:r>
+      <w:proofErr w:type="spellStart"/>
+      <w:r>
+        <w:t>Gomei</w:t>
+      </w:r>
+      <w:proofErr w:type="spellEnd"/>
+      <w:r>
+        <w:t xml:space="preserve">, M., Steenbeek, J., Coll, M., &amp; </w:t>
+      </w:r>
+      <w:proofErr w:type="spellStart"/>
+      <w:r>
+        <w:t>Claudet</w:t>
+      </w:r>
+      <w:proofErr w:type="spellEnd"/>
+      <w:r>
+        <w:t>, J. (2021). 30 by 30: Scenarios to recover biodiversity and rebuild fish stocks in the Mediterranean (p. 29). Rome: WWF Mediterranean Marine Initiative.</w:t>
       </w:r>
     </w:p>
     <w:p>
@@ -898,24 +1632,19 @@
       <w:pPr>
         <w:pStyle w:val="Heading1"/>
       </w:pPr>
-      <w:bookmarkStart w:id="3" w:name="_Toc159429325"/>
+      <w:bookmarkStart w:id="5" w:name="_Toc159941707"/>
       <w:r>
         <w:lastRenderedPageBreak/>
         <w:t>Summary</w:t>
       </w:r>
-      <w:bookmarkEnd w:id="3"/>
+      <w:bookmarkEnd w:id="5"/>
     </w:p>
     <w:p>
       <w:r>
-        <w:t>Ecospace, the spatial-temporal module of the Ecopath with Ecosim (EwE) approach, offers the ability to define fisheries restricted areas</w:t>
-      </w:r>
-      <w:proofErr w:type="gramStart"/>
-      <w:r>
-        <w:t xml:space="preserve">. </w:t>
-      </w:r>
-      <w:proofErr w:type="gramEnd"/>
-      <w:r>
-        <w:t>In the software, these areas are referred to as MPAs, and are used to block out fishing from specific Ecospace cells for a given fleet and a given month</w:t>
+        <w:t>Ecospace, the spatial-temporal module of the Ecopath with Ecosim (EwE) approach, offers the ability to define fisheries restricted areas. In the software, these areas are referred to as MPAs, and are used to block out fishing from specific Ecospace cells for a given fleet and given month</w:t>
+      </w:r>
+      <w:r>
+        <w:t>(s)</w:t>
       </w:r>
       <w:r>
         <w:t>.</w:t>
@@ -926,7 +1655,13 @@
     </w:p>
     <w:p>
       <w:r>
-        <w:t xml:space="preserve">A shortcoming of the EwE approach is </w:t>
+        <w:t xml:space="preserve">A shortcoming of the EwE approach </w:t>
+      </w:r>
+      <w:r>
+        <w:t>wa</w:t>
+      </w:r>
+      <w:r>
+        <w:t xml:space="preserve">s </w:t>
       </w:r>
       <w:r>
         <w:t xml:space="preserve">a </w:t>
@@ -944,35 +1679,56 @@
         <w:t xml:space="preserve"> once a simulation is in progress</w:t>
       </w:r>
       <w:r>
-        <w:t xml:space="preserve">. Whereas the spatial temporal data framework can be used to alter the maps of each MPA, thus varying where a given fisheries enforcement takes place, the EwE software does not offer the means to </w:t>
-      </w:r>
-      <w:r>
-        <w:t>change the type of enforcement of MPA</w:t>
-      </w:r>
-      <w:r>
-        <w:t>s</w:t>
-      </w:r>
-      <w:r>
-        <w:t xml:space="preserve"> once a simulation has started. </w:t>
-      </w:r>
-      <w:r>
-        <w:t xml:space="preserve">This means that Ecospace could not be used to assess the impacts of changing MPA enforcement at any point in time other than the Ecospace start year. </w:t>
+        <w:t>: once configured, the MPA enforcement was kept static for the duration of an Ecospace run</w:t>
+      </w:r>
+      <w:r>
+        <w:t>.</w:t>
+      </w:r>
+      <w:r>
+        <w:t xml:space="preserve"> </w:t>
+      </w:r>
+      <w:r>
+        <w:t>This mean</w:t>
+      </w:r>
+      <w:r>
+        <w:t>t</w:t>
+      </w:r>
+      <w:r>
+        <w:t xml:space="preserve"> that Ecospace could not be used to assess the impacts of changing MPA enforcement at any point in time </w:t>
+      </w:r>
+      <w:r>
+        <w:t xml:space="preserve">past the </w:t>
+      </w:r>
+      <w:r>
+        <w:t xml:space="preserve">Ecospace </w:t>
+      </w:r>
+      <w:r>
+        <w:t xml:space="preserve">simulation </w:t>
+      </w:r>
+      <w:r>
+        <w:t xml:space="preserve">start year. </w:t>
       </w:r>
     </w:p>
     <w:p>
       <w:r>
-        <w:t>To overcome this limitation, the MPA Dynamics plug-in was conceptualized.</w:t>
+        <w:t xml:space="preserve">To overcome this limitation, the MPA Dynamics plug-in was </w:t>
+      </w:r>
+      <w:r>
+        <w:t>built</w:t>
+      </w:r>
+      <w:r>
+        <w:t>.</w:t>
       </w:r>
     </w:p>
     <w:p>
       <w:pPr>
         <w:pStyle w:val="Heading1"/>
       </w:pPr>
-      <w:bookmarkStart w:id="4" w:name="_Toc159429326"/>
+      <w:bookmarkStart w:id="6" w:name="_Toc159941708"/>
       <w:r>
         <w:t>Implementation</w:t>
       </w:r>
-      <w:bookmarkEnd w:id="4"/>
+      <w:bookmarkEnd w:id="6"/>
     </w:p>
     <w:p>
       <w:r>
@@ -1019,10 +1775,19 @@
       <w:r>
         <w:t xml:space="preserve"> (Figure 1).</w:t>
       </w:r>
+      <w:r>
+        <w:t xml:space="preserve"> </w:t>
+      </w:r>
+      <w:r>
+        <w:t xml:space="preserve">In the traditional </w:t>
+      </w:r>
     </w:p>
     <w:p>
       <w:r>
-        <w:t xml:space="preserve">The spatial temporal data framework </w:t>
+        <w:t>Whereas t</w:t>
+      </w:r>
+      <w:r>
+        <w:t xml:space="preserve">he spatial temporal data framework </w:t>
       </w:r>
       <w:r>
         <w:fldChar w:fldCharType="begin"/>
@@ -1040,19 +1805,67 @@
         <w:fldChar w:fldCharType="end"/>
       </w:r>
       <w:r>
+        <w:t xml:space="preserve"> can be used to change the spatial layout of each MPA</w:t>
+      </w:r>
+      <w:r>
+        <w:t>, t</w:t>
+      </w:r>
+      <w:r>
+        <w:t xml:space="preserve">he MPA </w:t>
+      </w:r>
+      <w:r>
+        <w:t>D</w:t>
+      </w:r>
+      <w:r>
+        <w:t>ynamics plug-in</w:t>
+      </w:r>
+      <w:r>
         <w:t xml:space="preserve"> </w:t>
       </w:r>
       <w:r>
-        <w:t xml:space="preserve">can be used to change the spatial layout of each MPA. The MPA </w:t>
-      </w:r>
-      <w:r>
-        <w:t>D</w:t>
-      </w:r>
-      <w:r>
-        <w:t xml:space="preserve">ynamics plug-in, installed with EwE 6.6.6 and newer, now also provides a mechanism for changing the months that an MPA is open or closed, and which fleets are banned </w:t>
-      </w:r>
-      <w:r>
-        <w:t>from fishing under a given MPA, at any point in time.</w:t>
+        <w:t xml:space="preserve">now also provides a mechanism </w:t>
+      </w:r>
+      <w:r>
+        <w:t xml:space="preserve">to change </w:t>
+      </w:r>
+      <w:r>
+        <w:t xml:space="preserve">the </w:t>
+      </w:r>
+      <w:r>
+        <w:t xml:space="preserve">enforcement of each </w:t>
+      </w:r>
+      <w:r>
+        <w:t xml:space="preserve">MPA </w:t>
+      </w:r>
+      <w:r>
+        <w:t xml:space="preserve">over time, </w:t>
+      </w:r>
+      <w:r>
+        <w:t xml:space="preserve">such as which months the MPA </w:t>
+      </w:r>
+      <w:r>
+        <w:t>is open or closed</w:t>
+      </w:r>
+      <w:r>
+        <w:t xml:space="preserve"> to fishing</w:t>
+      </w:r>
+      <w:r>
+        <w:t xml:space="preserve">, and which fleets are </w:t>
+      </w:r>
+      <w:r>
+        <w:t xml:space="preserve">allowed or </w:t>
+      </w:r>
+      <w:r>
+        <w:t xml:space="preserve">banned </w:t>
+      </w:r>
+      <w:r>
+        <w:t xml:space="preserve">from fishing </w:t>
+      </w:r>
+      <w:r>
+        <w:t xml:space="preserve">within an </w:t>
+      </w:r>
+      <w:r>
+        <w:t>MPA.</w:t>
       </w:r>
     </w:p>
     <w:p>
@@ -1172,7 +1985,7 @@
           </mc:Choice>
           <mc:Fallback>
             <w:pict>
-              <v:oval w14:anchorId="306D6FEE" id="Oval 5" o:spid="_x0000_s1026" style="position:absolute;left:0;text-align:left;margin-left:253.2pt;margin-top:216.25pt;width:16.8pt;height:16.8pt;z-index:251663360;visibility:visible;mso-wrap-style:square;mso-width-percent:0;mso-height-percent:0;mso-wrap-distance-left:9pt;mso-wrap-distance-top:0;mso-wrap-distance-right:9pt;mso-wrap-distance-bottom:0;mso-position-horizontal:absolute;mso-position-horizontal-relative:text;mso-position-vertical:absolute;mso-position-vertical-relative:text;mso-width-percent:0;mso-height-percent:0;mso-width-relative:margin;mso-height-relative:margin;v-text-anchor:middle" o:gfxdata="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" fillcolor="#bdd6ee [1300]" strokecolor="black [3213]" strokeweight=".25pt">
+              <v:oval w14:anchorId="306D6FEE" id="Oval 5" o:spid="_x0000_s1027" style="position:absolute;left:0;text-align:left;margin-left:253.2pt;margin-top:216.25pt;width:16.8pt;height:16.8pt;z-index:251663360;visibility:visible;mso-wrap-style:square;mso-width-percent:0;mso-height-percent:0;mso-wrap-distance-left:9pt;mso-wrap-distance-top:0;mso-wrap-distance-right:9pt;mso-wrap-distance-bottom:0;mso-position-horizontal:absolute;mso-position-horizontal-relative:text;mso-position-vertical:absolute;mso-position-vertical-relative:text;mso-width-percent:0;mso-height-percent:0;mso-width-relative:margin;mso-height-relative:margin;v-text-anchor:middle" o:gfxdata="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" fillcolor="#bdd6ee [1300]" strokecolor="black [3213]" strokeweight=".25pt">
                 <v:stroke joinstyle="miter"/>
                 <v:shadow on="t" color="black" opacity="26214f" origin="-.5,-.5" offset=".74836mm,.74836mm"/>
                 <v:textbox inset="0,0,0,0">
@@ -1317,7 +2130,7 @@
           </mc:Choice>
           <mc:Fallback>
             <w:pict>
-              <v:oval w14:anchorId="4D015C93" id="Oval 3" o:spid="_x0000_s1027" style="position:absolute;left:0;text-align:left;margin-left:118pt;margin-top:216.25pt;width:16.8pt;height:16.8pt;z-index:251661312;visibility:visible;mso-wrap-style:square;mso-width-percent:0;mso-height-percent:0;mso-wrap-distance-left:9pt;mso-wrap-distance-top:0;mso-wrap-distance-right:9pt;mso-wrap-distance-bottom:0;mso-position-horizontal:absolute;mso-position-horizontal-relative:text;mso-position-vertical:absolute;mso-position-vertical-relative:text;mso-width-percent:0;mso-height-percent:0;mso-width-relative:margin;mso-height-relative:margin;v-text-anchor:middle" o:gfxdata="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" fillcolor="#bdd6ee [1300]" strokecolor="black [3213]" strokeweight=".25pt">
+              <v:oval w14:anchorId="4D015C93" id="Oval 3" o:spid="_x0000_s1028" style="position:absolute;left:0;text-align:left;margin-left:118pt;margin-top:216.25pt;width:16.8pt;height:16.8pt;z-index:251661312;visibility:visible;mso-wrap-style:square;mso-width-percent:0;mso-height-percent:0;mso-wrap-distance-left:9pt;mso-wrap-distance-top:0;mso-wrap-distance-right:9pt;mso-wrap-distance-bottom:0;mso-position-horizontal:absolute;mso-position-horizontal-relative:text;mso-position-vertical:absolute;mso-position-vertical-relative:text;mso-width-percent:0;mso-height-percent:0;mso-width-relative:margin;mso-height-relative:margin;v-text-anchor:middle" o:gfxdata="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" fillcolor="#bdd6ee [1300]" strokecolor="black [3213]" strokeweight=".25pt">
                 <v:stroke joinstyle="miter"/>
                 <v:shadow on="t" color="black" opacity="26214f" origin="-.5,-.5" offset=".74836mm,.74836mm"/>
                 <v:textbox inset="0,0,0,0">
@@ -1464,7 +2277,7 @@
           </mc:Choice>
           <mc:Fallback>
             <w:pict>
-              <v:oval w14:anchorId="5BE8D719" id="Oval 2" o:spid="_x0000_s1028" style="position:absolute;left:0;text-align:left;margin-left:117.6pt;margin-top:76.25pt;width:16.8pt;height:16.8pt;z-index:251659264;visibility:visible;mso-wrap-style:square;mso-width-percent:0;mso-height-percent:0;mso-wrap-distance-left:9pt;mso-wrap-distance-top:0;mso-wrap-distance-right:9pt;mso-wrap-distance-bottom:0;mso-position-horizontal:absolute;mso-position-horizontal-relative:text;mso-position-vertical:absolute;mso-position-vertical-relative:text;mso-width-percent:0;mso-height-percent:0;mso-width-relative:margin;mso-height-relative:margin;v-text-anchor:middle" o:gfxdata="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" fillcolor="#bdd6ee [1300]" strokecolor="black [3213]" strokeweight=".25pt">
+              <v:oval w14:anchorId="5BE8D719" id="Oval 2" o:spid="_x0000_s1029" style="position:absolute;left:0;text-align:left;margin-left:117.6pt;margin-top:76.25pt;width:16.8pt;height:16.8pt;z-index:251659264;visibility:visible;mso-wrap-style:square;mso-width-percent:0;mso-height-percent:0;mso-wrap-distance-left:9pt;mso-wrap-distance-top:0;mso-wrap-distance-right:9pt;mso-wrap-distance-bottom:0;mso-position-horizontal:absolute;mso-position-horizontal-relative:text;mso-position-vertical:absolute;mso-position-vertical-relative:text;mso-width-percent:0;mso-height-percent:0;mso-width-relative:margin;mso-height-relative:margin;v-text-anchor:middle" o:gfxdata="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" fillcolor="#bdd6ee [1300]" strokecolor="black [3213]" strokeweight=".25pt">
                 <v:stroke joinstyle="miter"/>
                 <v:shadow on="t" color="black" opacity="26214f" origin="-.5,-.5" offset=".74836mm,.74836mm"/>
                 <v:textbox inset="0,0,0,0">
@@ -1499,6 +2312,9 @@
         </mc:AlternateContent>
       </w:r>
       <w:r>
+        <w:rPr>
+          <w:noProof/>
+        </w:rPr>
         <w:drawing>
           <wp:inline distT="0" distB="0" distL="0" distR="0" wp14:anchorId="1D1FD9A1" wp14:editId="18B21F3F">
             <wp:extent cx="5780405" cy="3314700"/>
@@ -1515,7 +2331,7 @@
                     <pic:cNvPicPr/>
                   </pic:nvPicPr>
                   <pic:blipFill>
-                    <a:blip r:embed="rId7"/>
+                    <a:blip r:embed="rId12"/>
                     <a:stretch>
                       <a:fillRect/>
                     </a:stretch>
@@ -1539,28 +2355,21 @@
     <w:p>
       <w:pPr>
         <w:pStyle w:val="Caption"/>
-      </w:pPr>
-      <w:r>
-        <w:t xml:space="preserve">Figure </w:t>
-      </w:r>
-      <w:r>
-        <w:fldChar w:fldCharType="begin"/>
-      </w:r>
-      <w:r>
-        <w:instrText xml:space="preserve"> SEQ Figure \* ARABIC </w:instrText>
-      </w:r>
-      <w:r>
-        <w:fldChar w:fldCharType="separate"/>
-      </w:r>
-      <w:r>
         <w:rPr>
           <w:noProof/>
         </w:rPr>
-        <w:t>1</w:t>
-      </w:r>
-      <w:r>
-        <w:fldChar w:fldCharType="end"/>
-      </w:r>
+      </w:pPr>
+      <w:r>
+        <w:t xml:space="preserve">Figure </w:t>
+      </w:r>
+      <w:fldSimple w:instr=" SEQ Figure \* ARABIC ">
+        <w:r>
+          <w:rPr>
+            <w:noProof/>
+          </w:rPr>
+          <w:t>1</w:t>
+        </w:r>
+      </w:fldSimple>
       <w:r>
         <w:t xml:space="preserve"> - MPA parameterization in the Ecospace interface</w:t>
       </w:r>
@@ -1572,29 +2381,34 @@
       </w:r>
     </w:p>
     <w:p>
-      <w:pPr>
-        <w:pStyle w:val="Heading2"/>
-      </w:pPr>
-      <w:bookmarkStart w:id="5" w:name="_Toc159429327"/>
-      <w:r>
-        <w:t>Launching the plug-in</w:t>
-      </w:r>
-      <w:bookmarkEnd w:id="5"/>
-      <w:r>
-        <w:t xml:space="preserve"> </w:t>
+      <w:r>
+        <w:t>The MPA Dynamics plug-in nests itself in the EwE navigation tree among the Ecospace inputs, and is configured via a simple CSV file of a pre-defined format, as described below.</w:t>
       </w:r>
     </w:p>
     <w:p>
-      <w:r>
-        <w:t>The plug-in can be accessed from “EwE &gt; Navigator &gt; Ecospace &gt; Input &gt; Ecospace fishery &gt; MPA Dynamics”, and brings up the interface as shown in Figure 2.</w:t>
-      </w:r>
+      <w:pPr>
+        <w:pStyle w:val="Heading2"/>
+      </w:pPr>
+      <w:bookmarkStart w:id="7" w:name="_Toc159941709"/>
+      <w:r>
+        <w:lastRenderedPageBreak/>
+        <w:t>The MPA Dynamics main interface</w:t>
+      </w:r>
+      <w:bookmarkEnd w:id="7"/>
     </w:p>
     <w:p>
+      <w:r>
+        <w:t>The plug-in can be accessed from “EwE &gt; Navigator &gt; Ecospace &gt; Input &gt; Ecospace fishery &gt; MPA Dynamics”, and brings up the interface as shown in Figure 2.</w:t>
+      </w:r>
+    </w:p>
+    <w:p>
       <w:pPr>
         <w:keepNext/>
       </w:pPr>
       <w:r>
-        <w:lastRenderedPageBreak/>
+        <w:rPr>
+          <w:noProof/>
+        </w:rPr>
         <w:drawing>
           <wp:inline distT="0" distB="0" distL="0" distR="0" wp14:anchorId="63A9B9C0" wp14:editId="29455B87">
             <wp:extent cx="5780405" cy="3314700"/>
@@ -1611,7 +2425,7 @@
                     <pic:cNvPicPr/>
                   </pic:nvPicPr>
                   <pic:blipFill>
-                    <a:blip r:embed="rId8"/>
+                    <a:blip r:embed="rId13"/>
                     <a:stretch>
                       <a:fillRect/>
                     </a:stretch>
@@ -1639,24 +2453,14 @@
       <w:r>
         <w:t xml:space="preserve">Figure </w:t>
       </w:r>
-      <w:r>
-        <w:fldChar w:fldCharType="begin"/>
-      </w:r>
-      <w:r>
-        <w:instrText xml:space="preserve"> SEQ Figure \* ARABIC </w:instrText>
-      </w:r>
-      <w:r>
-        <w:fldChar w:fldCharType="separate"/>
-      </w:r>
-      <w:r>
-        <w:rPr>
-          <w:noProof/>
-        </w:rPr>
-        <w:t>2</w:t>
-      </w:r>
-      <w:r>
-        <w:fldChar w:fldCharType="end"/>
-      </w:r>
+      <w:fldSimple w:instr=" SEQ Figure \* ARABIC ">
+        <w:r>
+          <w:rPr>
+            <w:noProof/>
+          </w:rPr>
+          <w:t>2</w:t>
+        </w:r>
+      </w:fldSimple>
       <w:r>
         <w:t xml:space="preserve"> - MPA Dynamics interface</w:t>
       </w:r>
@@ -1676,24 +2480,19 @@
       </w:r>
     </w:p>
     <w:p>
-      <w:pPr>
-        <w:pStyle w:val="ListParagraph"/>
-        <w:numPr>
-          <w:ilvl w:val="0"/>
-          <w:numId w:val="12"/>
-        </w:numPr>
-      </w:pPr>
-      <w:r>
-        <w:t>A toolbar to control the functioning of the plug-in, with the following options from left to right:</w:t>
+      <w:r>
+        <w:rPr>
+          <w:b/>
+        </w:rPr>
+        <w:t>A toolbar</w:t>
+      </w:r>
+      <w:r>
+        <w:t xml:space="preserve"> to control the functioning of the plug-in, with the following options from left to right:</w:t>
       </w:r>
     </w:p>
     <w:p>
       <w:pPr>
-        <w:pStyle w:val="ListParagraph"/>
-        <w:numPr>
-          <w:ilvl w:val="1"/>
-          <w:numId w:val="12"/>
-        </w:numPr>
+        <w:ind w:left="720"/>
       </w:pPr>
       <w:r>
         <w:rPr>
@@ -1718,7 +2517,7 @@
                     </pic:cNvPicPr>
                   </pic:nvPicPr>
                   <pic:blipFill>
-                    <a:blip r:embed="rId9">
+                    <a:blip r:embed="rId14">
                       <a:extLst>
                         <a:ext uri="{28A0092B-C50C-407E-A947-70E740481C1C}">
                           <a14:useLocalDpi xmlns:a14="http://schemas.microsoft.com/office/drawing/2010/main" val="0"/>
@@ -1750,19 +2549,7 @@
         </w:drawing>
       </w:r>
       <w:r>
-        <w:t xml:space="preserve"> </w:t>
-      </w:r>
-      <w:r>
-        <w:t>“Export to CSV file”</w:t>
-      </w:r>
-      <w:r>
-        <w:t xml:space="preserve">. This option will write out </w:t>
-      </w:r>
-      <w:r>
-        <w:t>the MPA configuration state</w:t>
-      </w:r>
-      <w:r>
-        <w:t xml:space="preserve"> in Ecospace to a CSV file, which functions as a foundation for creating the MPA Dynamics </w:t>
+        <w:t xml:space="preserve"> “Export to CSV file”. This option will write out the MPA configuration state in Ecospace to a CSV file, which functions as a foundation for creating the MPA Dynamics </w:t>
       </w:r>
       <w:r>
         <w:t xml:space="preserve">CSV file </w:t>
@@ -1776,11 +2563,7 @@
     </w:p>
     <w:p>
       <w:pPr>
-        <w:pStyle w:val="ListParagraph"/>
-        <w:numPr>
-          <w:ilvl w:val="1"/>
-          <w:numId w:val="12"/>
-        </w:numPr>
+        <w:ind w:left="720"/>
       </w:pPr>
       <w:r>
         <w:t xml:space="preserve"> </w:t>
@@ -1808,7 +2591,7 @@
                     </pic:cNvPicPr>
                   </pic:nvPicPr>
                   <pic:blipFill>
-                    <a:blip r:embed="rId10">
+                    <a:blip r:embed="rId15">
                       <a:extLst>
                         <a:ext uri="{28A0092B-C50C-407E-A947-70E740481C1C}">
                           <a14:useLocalDpi xmlns:a14="http://schemas.microsoft.com/office/drawing/2010/main" val="0"/>
@@ -1845,13 +2628,8 @@
       <w:r>
         <w:t>“Load MPA closed state CSV file”</w:t>
       </w:r>
-      <w:proofErr w:type="gramStart"/>
-      <w:r>
-        <w:t xml:space="preserve">. </w:t>
-      </w:r>
-      <w:proofErr w:type="gramEnd"/>
-      <w:r>
-        <w:t xml:space="preserve">This option will load the CSV file with changes to </w:t>
+      <w:r>
+        <w:t xml:space="preserve">. This option will load the CSV file with changes to </w:t>
       </w:r>
       <w:r>
         <w:t>MPA enforcement</w:t>
@@ -1865,11 +2643,7 @@
     </w:p>
     <w:p>
       <w:pPr>
-        <w:pStyle w:val="ListParagraph"/>
-        <w:numPr>
-          <w:ilvl w:val="1"/>
-          <w:numId w:val="12"/>
-        </w:numPr>
+        <w:ind w:left="720"/>
       </w:pPr>
       <w:r>
         <w:t>Two filter buttons “Show months” and “</w:t>
@@ -1895,11 +2669,7 @@
     </w:p>
     <w:p>
       <w:pPr>
-        <w:pStyle w:val="ListParagraph"/>
-        <w:numPr>
-          <w:ilvl w:val="1"/>
-          <w:numId w:val="12"/>
-        </w:numPr>
+        <w:ind w:left="720"/>
       </w:pPr>
       <w:r>
         <w:rPr>
@@ -1924,7 +2694,7 @@
                     </pic:cNvPicPr>
                   </pic:nvPicPr>
                   <pic:blipFill>
-                    <a:blip r:embed="rId11">
+                    <a:blip r:embed="rId16">
                       <a:extLst>
                         <a:ext uri="{28A0092B-C50C-407E-A947-70E740481C1C}">
                           <a14:useLocalDpi xmlns:a14="http://schemas.microsoft.com/office/drawing/2010/main" val="0"/>
@@ -1982,11 +2752,7 @@
     </w:p>
     <w:p>
       <w:pPr>
-        <w:pStyle w:val="ListParagraph"/>
-        <w:numPr>
-          <w:ilvl w:val="1"/>
-          <w:numId w:val="12"/>
-        </w:numPr>
+        <w:ind w:left="720"/>
       </w:pPr>
       <w:r>
         <w:rPr>
@@ -2011,7 +2777,7 @@
                     </pic:cNvPicPr>
                   </pic:nvPicPr>
                   <pic:blipFill>
-                    <a:blip r:embed="rId12">
+                    <a:blip r:embed="rId17">
                       <a:extLst>
                         <a:ext uri="{28A0092B-C50C-407E-A947-70E740481C1C}">
                           <a14:useLocalDpi xmlns:a14="http://schemas.microsoft.com/office/drawing/2010/main" val="0"/>
@@ -2077,33 +2843,358 @@
       </w:r>
     </w:p>
     <w:p>
+      <w:r>
+        <w:rPr>
+          <w:b/>
+        </w:rPr>
+        <w:t>A data grid</w:t>
+      </w:r>
+      <w:r>
+        <w:t xml:space="preserve"> that shows the start-up MPA enforcement configuration in Ecospace, and if </w:t>
+      </w:r>
+      <w:r>
+        <w:t xml:space="preserve">MPA Dynamics </w:t>
+      </w:r>
+      <w:r>
+        <w:t xml:space="preserve">CSV file has been loaded, </w:t>
+      </w:r>
+      <w:proofErr w:type="gramStart"/>
+      <w:r>
+        <w:t>an</w:t>
+      </w:r>
+      <w:proofErr w:type="gramEnd"/>
+      <w:r>
+        <w:t xml:space="preserve"> row for each </w:t>
+      </w:r>
+      <w:r>
+        <w:t xml:space="preserve">time steps </w:t>
+      </w:r>
+      <w:r>
+        <w:t>that the enforcement of a single MPA needs to change</w:t>
+      </w:r>
+      <w:r>
+        <w:t>.</w:t>
+      </w:r>
+      <w:r>
+        <w:br/>
+      </w:r>
+    </w:p>
+    <w:p>
+      <w:pPr>
+        <w:spacing w:after="160" w:line="259" w:lineRule="auto"/>
+        <w:jc w:val="left"/>
+        <w:rPr>
+          <w:b/>
+          <w:sz w:val="28"/>
+          <w:u w:color="000000"/>
+        </w:rPr>
+      </w:pPr>
+      <w:r>
+        <w:br w:type="page"/>
+      </w:r>
+    </w:p>
+    <w:p>
+      <w:pPr>
+        <w:pStyle w:val="Heading2"/>
+      </w:pPr>
+      <w:bookmarkStart w:id="8" w:name="_Toc159941710"/>
+      <w:r>
+        <w:lastRenderedPageBreak/>
+        <w:t>T</w:t>
+      </w:r>
+      <w:r>
+        <w:t>he MPA</w:t>
+      </w:r>
+      <w:r>
+        <w:t xml:space="preserve"> Dynamics </w:t>
+      </w:r>
+      <w:r>
+        <w:t>CSV file</w:t>
+      </w:r>
+      <w:bookmarkEnd w:id="8"/>
+    </w:p>
+    <w:p>
+      <w:r>
+        <w:t xml:space="preserve">The MPA Dynamics plug-in is controlled through a simple CSV file that contains a row for each time step that the enforcement of a single MPA needs to change. </w:t>
+      </w:r>
+    </w:p>
+    <w:p>
+      <w:pPr>
+        <w:pStyle w:val="Heading3"/>
+      </w:pPr>
+      <w:bookmarkStart w:id="9" w:name="_Toc159941711"/>
+      <w:r>
+        <w:t>CSV file layout</w:t>
+      </w:r>
+      <w:bookmarkEnd w:id="9"/>
+    </w:p>
+    <w:p>
+      <w:r>
+        <w:t xml:space="preserve">The CSV file requires </w:t>
+      </w:r>
+      <w:r>
+        <w:t>the following columns:</w:t>
+      </w:r>
+    </w:p>
+    <w:p>
       <w:pPr>
         <w:pStyle w:val="ListParagraph"/>
         <w:numPr>
           <w:ilvl w:val="0"/>
-          <w:numId w:val="12"/>
+          <w:numId w:val="18"/>
         </w:numPr>
       </w:pPr>
       <w:r>
-        <w:t>A data grid that shows the start-up MPA enforcement configuration in Ecospace, and if CSV file has been loaded, the grid shows for which time steps which configuration changes will be applied.</w:t>
+        <w:t>A column that can be called either “Timestep” or “Date”</w:t>
+      </w:r>
+      <w:r>
+        <w:t>;</w:t>
       </w:r>
     </w:p>
     <w:p>
       <w:pPr>
-        <w:pStyle w:val="Heading2"/>
-      </w:pPr>
-      <w:bookmarkStart w:id="6" w:name="_Toc159429328"/>
-      <w:r>
-        <w:t>Modifying the MPA enforcement CSV file</w:t>
-      </w:r>
-      <w:bookmarkEnd w:id="6"/>
+        <w:pStyle w:val="ListParagraph"/>
+        <w:numPr>
+          <w:ilvl w:val="0"/>
+          <w:numId w:val="18"/>
+        </w:numPr>
+      </w:pPr>
+      <w:r>
+        <w:t>A column that is called “MPA”. MPA column values are either one-based numbers that correspond to the sequential number of the MPA, or can contain the name of the MPA. It is generally a good practice to put name values within double quotes (e.g., “MPA name”)</w:t>
+      </w:r>
+      <w:r>
+        <w:t>;</w:t>
+      </w:r>
     </w:p>
     <w:p>
-      <w:r>
-        <w:t>Please do the following</w:t>
-      </w:r>
-      <w:r>
-        <w:t xml:space="preserve"> to generate the blueprint CSV file</w:t>
+      <w:pPr>
+        <w:pStyle w:val="ListParagraph"/>
+        <w:numPr>
+          <w:ilvl w:val="0"/>
+          <w:numId w:val="18"/>
+        </w:numPr>
+      </w:pPr>
+      <w:r>
+        <w:t>Twelve columns that denote the months of the year. The column names can be “m1” to “m12”, the three-letter abbreviation of the month names in the Windows display language, or the full month name</w:t>
+      </w:r>
+      <w:r>
+        <w:t>;</w:t>
+      </w:r>
+    </w:p>
+    <w:p>
+      <w:pPr>
+        <w:pStyle w:val="ListParagraph"/>
+        <w:numPr>
+          <w:ilvl w:val="0"/>
+          <w:numId w:val="18"/>
+        </w:numPr>
+      </w:pPr>
+      <w:r>
+        <w:t>Columns for each fleet in your model. The column names can be “f1” to “</w:t>
+      </w:r>
+      <w:proofErr w:type="spellStart"/>
+      <w:r>
+        <w:t>fX</w:t>
+      </w:r>
+      <w:proofErr w:type="spellEnd"/>
+      <w:r>
+        <w:t>” (where X is the sequential number of the last fleet in your models) or the fleet names WITHOUT the fleet number. Values in these columns determine whether a fleet can or cannot fish within the MPA for this row.</w:t>
+      </w:r>
+    </w:p>
+    <w:p>
+      <w:r>
+        <w:t>Conventions:</w:t>
+      </w:r>
+    </w:p>
+    <w:p>
+      <w:pPr>
+        <w:pStyle w:val="ListParagraph"/>
+        <w:numPr>
+          <w:ilvl w:val="0"/>
+          <w:numId w:val="20"/>
+        </w:numPr>
+      </w:pPr>
+      <w:r>
+        <w:t xml:space="preserve">Column names, </w:t>
+      </w:r>
+      <w:proofErr w:type="spellStart"/>
+      <w:r>
+        <w:t>mpa</w:t>
+      </w:r>
+      <w:proofErr w:type="spellEnd"/>
+      <w:r>
+        <w:t xml:space="preserve"> names, month names, month abbreviations and fleet names are not case sensitive;</w:t>
+      </w:r>
+    </w:p>
+    <w:p>
+      <w:pPr>
+        <w:pStyle w:val="ListParagraph"/>
+        <w:numPr>
+          <w:ilvl w:val="0"/>
+          <w:numId w:val="20"/>
+        </w:numPr>
+      </w:pPr>
+      <w:r>
+        <w:t>“Timestep” column values are positive numbers that start at 1, where 1 is the first Ecospace time step. “Date” columns can be formatted in a range of ways (</w:t>
+      </w:r>
+      <w:r>
+        <w:t>"</w:t>
+      </w:r>
+      <w:proofErr w:type="spellStart"/>
+      <w:r>
+        <w:t>yyyy</w:t>
+      </w:r>
+      <w:proofErr w:type="spellEnd"/>
+      <w:r>
+        <w:t>/MM", "</w:t>
+      </w:r>
+      <w:proofErr w:type="spellStart"/>
+      <w:r>
+        <w:t>yyyy</w:t>
+      </w:r>
+      <w:proofErr w:type="spellEnd"/>
+      <w:r>
+        <w:t>-MM", "MM/</w:t>
+      </w:r>
+      <w:proofErr w:type="spellStart"/>
+      <w:r>
+        <w:t>yyyy</w:t>
+      </w:r>
+      <w:proofErr w:type="spellEnd"/>
+      <w:r>
+        <w:t>", "MM-</w:t>
+      </w:r>
+      <w:proofErr w:type="spellStart"/>
+      <w:r>
+        <w:t>yyyy</w:t>
+      </w:r>
+      <w:proofErr w:type="spellEnd"/>
+      <w:r>
+        <w:t>", "</w:t>
+      </w:r>
+      <w:proofErr w:type="spellStart"/>
+      <w:r>
+        <w:t>yyyy</w:t>
+      </w:r>
+      <w:proofErr w:type="spellEnd"/>
+      <w:r>
+        <w:t>/M", "</w:t>
+      </w:r>
+      <w:proofErr w:type="spellStart"/>
+      <w:r>
+        <w:t>yyyy</w:t>
+      </w:r>
+      <w:proofErr w:type="spellEnd"/>
+      <w:r>
+        <w:t>-M", "M/</w:t>
+      </w:r>
+      <w:proofErr w:type="spellStart"/>
+      <w:r>
+        <w:t>yyyy</w:t>
+      </w:r>
+      <w:proofErr w:type="spellEnd"/>
+      <w:r>
+        <w:t>", "M-</w:t>
+      </w:r>
+      <w:proofErr w:type="spellStart"/>
+      <w:r>
+        <w:t>yyyy</w:t>
+      </w:r>
+      <w:proofErr w:type="spellEnd"/>
+      <w:r>
+        <w:t>"</w:t>
+      </w:r>
+      <w:r>
+        <w:t>) and are translated to time steps relative to the Ecospace start year.</w:t>
+      </w:r>
+    </w:p>
+    <w:p>
+      <w:pPr>
+        <w:pStyle w:val="ListParagraph"/>
+        <w:numPr>
+          <w:ilvl w:val="0"/>
+          <w:numId w:val="20"/>
+        </w:numPr>
+      </w:pPr>
+      <w:r>
+        <w:t xml:space="preserve">To CLOSE (or enforce) an MPA in a given month, or the PROHIBIT a fleet from fishing in a given MPA, enter one of the following characters in the appropriate cell: </w:t>
+      </w:r>
+      <w:r>
+        <w:t>"1yv+t"</w:t>
+      </w:r>
+    </w:p>
+    <w:p>
+      <w:pPr>
+        <w:pStyle w:val="ListParagraph"/>
+        <w:numPr>
+          <w:ilvl w:val="0"/>
+          <w:numId w:val="20"/>
+        </w:numPr>
+      </w:pPr>
+      <w:r>
+        <w:t xml:space="preserve">To OPEN an MPA in a given month, or the ALLOW a fleet to fish in a given MPA, enter one of the following characters in the appropriate cell: </w:t>
+      </w:r>
+      <w:r>
+        <w:t>"0nx-f"</w:t>
+      </w:r>
+    </w:p>
+    <w:p>
+      <w:pPr>
+        <w:pStyle w:val="ListParagraph"/>
+        <w:numPr>
+          <w:ilvl w:val="0"/>
+          <w:numId w:val="19"/>
+        </w:numPr>
+      </w:pPr>
+      <w:r>
+        <w:t>For any month or fleet column that you do not want to make a change the enforcement, just leave the cell empty.</w:t>
+      </w:r>
+    </w:p>
+    <w:p>
+      <w:pPr>
+        <w:pStyle w:val="ListParagraph"/>
+        <w:numPr>
+          <w:ilvl w:val="0"/>
+          <w:numId w:val="19"/>
+        </w:numPr>
+      </w:pPr>
+      <w:r>
+        <w:t>The MPA Dynamics can write out a basic CSV file that reflects your MPA and fleet setup. Just add rows to this file to implement your own MPA dynamics.</w:t>
+      </w:r>
+    </w:p>
+    <w:p>
+      <w:r>
+        <w:t>Limitations:</w:t>
+      </w:r>
+    </w:p>
+    <w:p>
+      <w:pPr>
+        <w:pStyle w:val="ListParagraph"/>
+        <w:numPr>
+          <w:ilvl w:val="0"/>
+          <w:numId w:val="19"/>
+        </w:numPr>
+      </w:pPr>
+      <w:r>
+        <w:t>The MPA Dynamics can ONLY work with commas to separated columns. Semi-columns and other column separators are not supported at this time. Sorry.</w:t>
+      </w:r>
+    </w:p>
+    <w:p>
+      <w:pPr>
+        <w:pStyle w:val="Heading3"/>
+      </w:pPr>
+      <w:bookmarkStart w:id="10" w:name="_Toc159941712"/>
+      <w:r>
+        <w:t>Editing the CSV file</w:t>
+      </w:r>
+      <w:bookmarkEnd w:id="10"/>
+    </w:p>
+    <w:p>
+      <w:r>
+        <w:t xml:space="preserve">To have EwE write out the MSP Dynamics </w:t>
+      </w:r>
+      <w:r>
+        <w:t>CSV file</w:t>
       </w:r>
       <w:r>
         <w:t>:</w:t>
@@ -2118,7 +3209,19 @@
         </w:numPr>
       </w:pPr>
       <w:r>
-        <w:t>Have your Ecospace model loaded and your MPA(s) configured and ready</w:t>
+        <w:t xml:space="preserve">Load an </w:t>
+      </w:r>
+      <w:r>
+        <w:t xml:space="preserve">Ecospace model </w:t>
+      </w:r>
+      <w:r>
+        <w:t xml:space="preserve">and make sure to have at least one </w:t>
+      </w:r>
+      <w:r>
+        <w:t xml:space="preserve">MPA(s) </w:t>
+      </w:r>
+      <w:r>
+        <w:t>defined</w:t>
       </w:r>
     </w:p>
     <w:p>
@@ -2130,10 +3233,7 @@
         </w:numPr>
       </w:pPr>
       <w:r>
-        <w:t xml:space="preserve">Launch the MPA Dynamics plug-in from </w:t>
-      </w:r>
-      <w:r>
-        <w:t>“EwE &gt; Navigator &gt; Ecospace &gt; Input &gt; Ecospace fishery &gt; MPA Dynamics”</w:t>
+        <w:t>Launch the MPA Dynamics plug-in from “EwE &gt; Navigator &gt; Ecospace &gt; Input &gt; Ecospace fishery &gt; MPA Dynamics”</w:t>
       </w:r>
     </w:p>
     <w:p>
@@ -2182,7 +3282,7 @@
                     </pic:cNvPicPr>
                   </pic:nvPicPr>
                   <pic:blipFill>
-                    <a:blip r:embed="rId9">
+                    <a:blip r:embed="rId14">
                       <a:extLst>
                         <a:ext uri="{28A0092B-C50C-407E-A947-70E740481C1C}">
                           <a14:useLocalDpi xmlns:a14="http://schemas.microsoft.com/office/drawing/2010/main" val="0"/>
@@ -2246,7 +3346,6 @@
     </w:p>
     <w:p>
       <w:r>
-        <w:lastRenderedPageBreak/>
         <w:t>Now, open the file that you just saved in Excel or an equivalent, and add rows. The following rules apply:</w:t>
       </w:r>
     </w:p>
@@ -2319,6 +3418,7 @@
         <w:spacing w:after="0" w:line="259" w:lineRule="auto"/>
       </w:pPr>
       <w:r>
+        <w:lastRenderedPageBreak/>
         <w:t>Columns 3-15, named “</w:t>
       </w:r>
       <w:proofErr w:type="spellStart"/>
@@ -2399,8 +3499,6 @@
       <w:pPr>
         <w:spacing w:after="0" w:line="259" w:lineRule="auto"/>
       </w:pPr>
-      <w:bookmarkStart w:id="7" w:name="_GoBack"/>
-      <w:bookmarkEnd w:id="7"/>
     </w:p>
     <w:p>
       <w:pPr>
@@ -2418,24 +3516,14 @@
       <w:r>
         <w:t xml:space="preserve">Table </w:t>
       </w:r>
-      <w:r>
-        <w:fldChar w:fldCharType="begin"/>
-      </w:r>
-      <w:r>
-        <w:instrText xml:space="preserve"> SEQ Table \* ARABIC </w:instrText>
-      </w:r>
-      <w:r>
-        <w:fldChar w:fldCharType="separate"/>
-      </w:r>
-      <w:r>
-        <w:rPr>
-          <w:noProof/>
-        </w:rPr>
-        <w:t>1</w:t>
-      </w:r>
-      <w:r>
-        <w:fldChar w:fldCharType="end"/>
-      </w:r>
+      <w:fldSimple w:instr=" SEQ Table \* ARABIC ">
+        <w:r>
+          <w:rPr>
+            <w:noProof/>
+          </w:rPr>
+          <w:t>1</w:t>
+        </w:r>
+      </w:fldSimple>
       <w:r>
         <w:t xml:space="preserve"> </w:t>
       </w:r>
@@ -4853,24 +5941,14 @@
       <w:r>
         <w:t xml:space="preserve">Table </w:t>
       </w:r>
-      <w:r>
-        <w:fldChar w:fldCharType="begin"/>
-      </w:r>
-      <w:r>
-        <w:instrText xml:space="preserve"> SEQ Table \* ARABIC </w:instrText>
-      </w:r>
-      <w:r>
-        <w:fldChar w:fldCharType="separate"/>
-      </w:r>
-      <w:r>
-        <w:rPr>
-          <w:noProof/>
-        </w:rPr>
-        <w:t>2</w:t>
-      </w:r>
-      <w:r>
-        <w:fldChar w:fldCharType="end"/>
-      </w:r>
+      <w:fldSimple w:instr=" SEQ Table \* ARABIC ">
+        <w:r>
+          <w:rPr>
+            <w:noProof/>
+          </w:rPr>
+          <w:t>2</w:t>
+        </w:r>
+      </w:fldSimple>
       <w:r>
         <w:t xml:space="preserve"> - The same data as shown in Table 1, but with all cells filled</w:t>
       </w:r>
@@ -7319,9 +8397,11 @@
       <w:pPr>
         <w:pStyle w:val="Heading2"/>
       </w:pPr>
+      <w:bookmarkStart w:id="11" w:name="_Toc159941713"/>
       <w:r>
         <w:t>Running the MPA Dynamics</w:t>
       </w:r>
+      <w:bookmarkEnd w:id="11"/>
     </w:p>
     <w:p>
       <w:r>
@@ -7363,7 +8443,7 @@
                     </pic:cNvPicPr>
                   </pic:nvPicPr>
                   <pic:blipFill>
-                    <a:blip r:embed="rId10">
+                    <a:blip r:embed="rId15">
                       <a:extLst>
                         <a:ext uri="{28A0092B-C50C-407E-A947-70E740481C1C}">
                           <a14:useLocalDpi xmlns:a14="http://schemas.microsoft.com/office/drawing/2010/main" val="0"/>
@@ -7472,7 +8552,7 @@
                     </pic:cNvPicPr>
                   </pic:nvPicPr>
                   <pic:blipFill>
-                    <a:blip r:embed="rId11">
+                    <a:blip r:embed="rId16">
                       <a:extLst>
                         <a:ext uri="{28A0092B-C50C-407E-A947-70E740481C1C}">
                           <a14:useLocalDpi xmlns:a14="http://schemas.microsoft.com/office/drawing/2010/main" val="0"/>
@@ -7504,10 +8584,7 @@
         </w:drawing>
       </w:r>
       <w:r>
-        <w:t xml:space="preserve"> “Run with Ecospace”</w:t>
-      </w:r>
-      <w:r>
-        <w:t xml:space="preserve"> option. It will stay depressed to indicate it is active.</w:t>
+        <w:t xml:space="preserve"> “Run with Ecospace” option. It will stay depressed to indicate it is active.</w:t>
       </w:r>
     </w:p>
     <w:p>
@@ -7520,7 +8597,6 @@
         <w:spacing w:after="0" w:line="259" w:lineRule="auto"/>
       </w:pPr>
       <w:r>
-        <w:lastRenderedPageBreak/>
         <w:t>Now start an Ecospace run as you normally do. The plug-in will integrate in the Ecospace flow.</w:t>
       </w:r>
     </w:p>
@@ -7538,12 +8614,117 @@
       </w:r>
     </w:p>
     <w:sectPr>
+      <w:footerReference w:type="default" r:id="rId18"/>
       <w:pgSz w:w="11904" w:h="16840"/>
-      <w:pgMar w:top="2135" w:right="1401" w:bottom="1134" w:left="1400" w:header="720" w:footer="720" w:gutter="0"/>
+      <w:pgMar w:top="2138" w:right="1400" w:bottom="1134" w:left="1400" w:header="720" w:footer="720" w:gutter="0"/>
+      <w:pgNumType w:start="1"/>
       <w:cols w:space="720"/>
     </w:sectPr>
   </w:body>
 </w:document>
+</file>
+
+<file path=word/endnotes.xml><?xml version="1.0" encoding="utf-8"?>
+<w:endnotes xmlns:wpc="http://schemas.microsoft.com/office/word/2010/wordprocessingCanvas" xmlns:cx="http://schemas.microsoft.com/office/drawing/2014/chartex" xmlns:cx1="http://schemas.microsoft.com/office/drawing/2015/9/8/chartex" xmlns:cx2="http://schemas.microsoft.com/office/drawing/2015/10/21/chartex" xmlns:cx3="http://schemas.microsoft.com/office/drawing/2016/5/9/chartex" xmlns:cx4="http://schemas.microsoft.com/office/drawing/2016/5/10/chartex" xmlns:cx5="http://schemas.microsoft.com/office/drawing/2016/5/11/chartex" xmlns:cx6="http://schemas.microsoft.com/office/drawing/2016/5/12/chartex" xmlns:cx7="http://schemas.microsoft.com/office/drawing/2016/5/13/chartex" xmlns:cx8="http://schemas.microsoft.com/office/drawing/2016/5/14/chartex" xmlns:mc="http://schemas.openxmlformats.org/markup-compatibility/2006" xmlns:aink="http://schemas.microsoft.com/office/drawing/2016/ink" xmlns:am3d="http://schemas.microsoft.com/office/drawing/2017/model3d" xmlns:o="urn:schemas-microsoft-com:office:office" xmlns:r="http://schemas.openxmlformats.org/officeDocument/2006/relationships" xmlns:m="http://schemas.openxmlformats.org/officeDocument/2006/math" xmlns:v="urn:schemas-microsoft-com:vml" xmlns:wp14="http://schemas.microsoft.com/office/word/2010/wordprocessingDrawing" xmlns:wp="http://schemas.openxmlformats.org/drawingml/2006/wordprocessingDrawing" xmlns:w10="urn:schemas-microsoft-com:office:word" xmlns:w="http://schemas.openxmlformats.org/wordprocessingml/2006/main" xmlns:w14="http://schemas.microsoft.com/office/word/2010/wordml" xmlns:w15="http://schemas.microsoft.com/office/word/2012/wordml" xmlns:w16cid="http://schemas.microsoft.com/office/word/2016/wordml/cid" xmlns:w16se="http://schemas.microsoft.com/office/word/2015/wordml/symex" xmlns:wpg="http://schemas.microsoft.com/office/word/2010/wordprocessingGroup" xmlns:wpi="http://schemas.microsoft.com/office/word/2010/wordprocessingInk" xmlns:wne="http://schemas.microsoft.com/office/word/2006/wordml" xmlns:wps="http://schemas.microsoft.com/office/word/2010/wordprocessingShape" mc:Ignorable="w14 w15 w16se w16cid wp14">
+  <w:endnote w:type="separator" w:id="-1">
+    <w:p>
+      <w:pPr>
+        <w:spacing w:after="0"/>
+      </w:pPr>
+      <w:r>
+        <w:separator/>
+      </w:r>
+    </w:p>
+  </w:endnote>
+  <w:endnote w:type="continuationSeparator" w:id="0">
+    <w:p>
+      <w:pPr>
+        <w:spacing w:after="0"/>
+      </w:pPr>
+      <w:r>
+        <w:continuationSeparator/>
+      </w:r>
+    </w:p>
+  </w:endnote>
+</w:endnotes>
+</file>
+
+<file path=word/footer1.xml><?xml version="1.0" encoding="utf-8"?>
+<w:ftr xmlns:wpc="http://schemas.microsoft.com/office/word/2010/wordprocessingCanvas" xmlns:cx="http://schemas.microsoft.com/office/drawing/2014/chartex" xmlns:cx1="http://schemas.microsoft.com/office/drawing/2015/9/8/chartex" xmlns:cx2="http://schemas.microsoft.com/office/drawing/2015/10/21/chartex" xmlns:cx3="http://schemas.microsoft.com/office/drawing/2016/5/9/chartex" xmlns:cx4="http://schemas.microsoft.com/office/drawing/2016/5/10/chartex" xmlns:cx5="http://schemas.microsoft.com/office/drawing/2016/5/11/chartex" xmlns:cx6="http://schemas.microsoft.com/office/drawing/2016/5/12/chartex" xmlns:cx7="http://schemas.microsoft.com/office/drawing/2016/5/13/chartex" xmlns:cx8="http://schemas.microsoft.com/office/drawing/2016/5/14/chartex" xmlns:mc="http://schemas.openxmlformats.org/markup-compatibility/2006" xmlns:aink="http://schemas.microsoft.com/office/drawing/2016/ink" xmlns:am3d="http://schemas.microsoft.com/office/drawing/2017/model3d" xmlns:o="urn:schemas-microsoft-com:office:office" xmlns:r="http://schemas.openxmlformats.org/officeDocument/2006/relationships" xmlns:m="http://schemas.openxmlformats.org/officeDocument/2006/math" xmlns:v="urn:schemas-microsoft-com:vml" xmlns:wp14="http://schemas.microsoft.com/office/word/2010/wordprocessingDrawing" xmlns:wp="http://schemas.openxmlformats.org/drawingml/2006/wordprocessingDrawing" xmlns:w10="urn:schemas-microsoft-com:office:word" xmlns:w="http://schemas.openxmlformats.org/wordprocessingml/2006/main" xmlns:w14="http://schemas.microsoft.com/office/word/2010/wordml" xmlns:w15="http://schemas.microsoft.com/office/word/2012/wordml" xmlns:w16cid="http://schemas.microsoft.com/office/word/2016/wordml/cid" xmlns:w16se="http://schemas.microsoft.com/office/word/2015/wordml/symex" xmlns:wpg="http://schemas.microsoft.com/office/word/2010/wordprocessingGroup" xmlns:wpi="http://schemas.microsoft.com/office/word/2010/wordprocessingInk" xmlns:wne="http://schemas.microsoft.com/office/word/2006/wordml" xmlns:wps="http://schemas.microsoft.com/office/word/2010/wordprocessingShape" mc:Ignorable="w14 w15 w16se w16cid wp14">
+  <w:sdt>
+    <w:sdtPr>
+      <w:id w:val="1595590263"/>
+      <w:docPartObj>
+        <w:docPartGallery w:val="Page Numbers (Bottom of Page)"/>
+        <w:docPartUnique/>
+      </w:docPartObj>
+    </w:sdtPr>
+    <w:sdtEndPr>
+      <w:rPr>
+        <w:noProof/>
+      </w:rPr>
+    </w:sdtEndPr>
+    <w:sdtContent>
+      <w:p>
+        <w:pPr>
+          <w:pStyle w:val="Footer"/>
+          <w:jc w:val="center"/>
+        </w:pPr>
+        <w:r>
+          <w:fldChar w:fldCharType="begin"/>
+        </w:r>
+        <w:r>
+          <w:instrText xml:space="preserve"> PAGE   \* MERGEFORMAT </w:instrText>
+        </w:r>
+        <w:r>
+          <w:fldChar w:fldCharType="separate"/>
+        </w:r>
+        <w:r>
+          <w:rPr>
+            <w:noProof/>
+          </w:rPr>
+          <w:t>2</w:t>
+        </w:r>
+        <w:r>
+          <w:rPr>
+            <w:noProof/>
+          </w:rPr>
+          <w:fldChar w:fldCharType="end"/>
+        </w:r>
+      </w:p>
+    </w:sdtContent>
+  </w:sdt>
+  <w:p>
+    <w:pPr>
+      <w:pStyle w:val="Footer"/>
+    </w:pPr>
+  </w:p>
+</w:ftr>
+</file>
+
+<file path=word/footnotes.xml><?xml version="1.0" encoding="utf-8"?>
+<w:footnotes xmlns:wpc="http://schemas.microsoft.com/office/word/2010/wordprocessingCanvas" xmlns:cx="http://schemas.microsoft.com/office/drawing/2014/chartex" xmlns:cx1="http://schemas.microsoft.com/office/drawing/2015/9/8/chartex" xmlns:cx2="http://schemas.microsoft.com/office/drawing/2015/10/21/chartex" xmlns:cx3="http://schemas.microsoft.com/office/drawing/2016/5/9/chartex" xmlns:cx4="http://schemas.microsoft.com/office/drawing/2016/5/10/chartex" xmlns:cx5="http://schemas.microsoft.com/office/drawing/2016/5/11/chartex" xmlns:cx6="http://schemas.microsoft.com/office/drawing/2016/5/12/chartex" xmlns:cx7="http://schemas.microsoft.com/office/drawing/2016/5/13/chartex" xmlns:cx8="http://schemas.microsoft.com/office/drawing/2016/5/14/chartex" xmlns:mc="http://schemas.openxmlformats.org/markup-compatibility/2006" xmlns:aink="http://schemas.microsoft.com/office/drawing/2016/ink" xmlns:am3d="http://schemas.microsoft.com/office/drawing/2017/model3d" xmlns:o="urn:schemas-microsoft-com:office:office" xmlns:r="http://schemas.openxmlformats.org/officeDocument/2006/relationships" xmlns:m="http://schemas.openxmlformats.org/officeDocument/2006/math" xmlns:v="urn:schemas-microsoft-com:vml" xmlns:wp14="http://schemas.microsoft.com/office/word/2010/wordprocessingDrawing" xmlns:wp="http://schemas.openxmlformats.org/drawingml/2006/wordprocessingDrawing" xmlns:w10="urn:schemas-microsoft-com:office:word" xmlns:w="http://schemas.openxmlformats.org/wordprocessingml/2006/main" xmlns:w14="http://schemas.microsoft.com/office/word/2010/wordml" xmlns:w15="http://schemas.microsoft.com/office/word/2012/wordml" xmlns:w16cid="http://schemas.microsoft.com/office/word/2016/wordml/cid" xmlns:w16se="http://schemas.microsoft.com/office/word/2015/wordml/symex" xmlns:wpg="http://schemas.microsoft.com/office/word/2010/wordprocessingGroup" xmlns:wpi="http://schemas.microsoft.com/office/word/2010/wordprocessingInk" xmlns:wne="http://schemas.microsoft.com/office/word/2006/wordml" xmlns:wps="http://schemas.microsoft.com/office/word/2010/wordprocessingShape" mc:Ignorable="w14 w15 w16se w16cid wp14">
+  <w:footnote w:type="separator" w:id="-1">
+    <w:p>
+      <w:pPr>
+        <w:spacing w:after="0"/>
+      </w:pPr>
+      <w:r>
+        <w:separator/>
+      </w:r>
+    </w:p>
+  </w:footnote>
+  <w:footnote w:type="continuationSeparator" w:id="0">
+    <w:p>
+      <w:pPr>
+        <w:spacing w:after="0"/>
+      </w:pPr>
+      <w:r>
+        <w:continuationSeparator/>
+      </w:r>
+    </w:p>
+  </w:footnote>
+</w:footnotes>
 </file>
 
 <file path=word/numbering.xml><?xml version="1.0" encoding="utf-8"?>
@@ -7748,6 +8929,119 @@
     </w:lvl>
   </w:abstractNum>
   <w:abstractNum w:abstractNumId="2" w15:restartNumberingAfterBreak="0">
+    <w:nsid w:val="1CDD7308"/>
+    <w:multiLevelType w:val="hybridMultilevel"/>
+    <w:tmpl w:val="BB66D7AC"/>
+    <w:lvl w:ilvl="0" w:tplc="08090001">
+      <w:start w:val="1"/>
+      <w:numFmt w:val="bullet"/>
+      <w:lvlText w:val=""/>
+      <w:lvlJc w:val="left"/>
+      <w:pPr>
+        <w:ind w:left="720" w:hanging="360"/>
+      </w:pPr>
+      <w:rPr>
+        <w:rFonts w:ascii="Symbol" w:hAnsi="Symbol" w:hint="default"/>
+      </w:rPr>
+    </w:lvl>
+    <w:lvl w:ilvl="1" w:tplc="08090003">
+      <w:start w:val="1"/>
+      <w:numFmt w:val="bullet"/>
+      <w:lvlText w:val="o"/>
+      <w:lvlJc w:val="left"/>
+      <w:pPr>
+        <w:ind w:left="1440" w:hanging="360"/>
+      </w:pPr>
+      <w:rPr>
+        <w:rFonts w:ascii="Courier New" w:hAnsi="Courier New" w:cs="Courier New" w:hint="default"/>
+      </w:rPr>
+    </w:lvl>
+    <w:lvl w:ilvl="2" w:tplc="08090005" w:tentative="1">
+      <w:start w:val="1"/>
+      <w:numFmt w:val="bullet"/>
+      <w:lvlText w:val=""/>
+      <w:lvlJc w:val="left"/>
+      <w:pPr>
+        <w:ind w:left="2160" w:hanging="360"/>
+      </w:pPr>
+      <w:rPr>
+        <w:rFonts w:ascii="Wingdings" w:hAnsi="Wingdings" w:hint="default"/>
+      </w:rPr>
+    </w:lvl>
+    <w:lvl w:ilvl="3" w:tplc="08090001" w:tentative="1">
+      <w:start w:val="1"/>
+      <w:numFmt w:val="bullet"/>
+      <w:lvlText w:val=""/>
+      <w:lvlJc w:val="left"/>
+      <w:pPr>
+        <w:ind w:left="2880" w:hanging="360"/>
+      </w:pPr>
+      <w:rPr>
+        <w:rFonts w:ascii="Symbol" w:hAnsi="Symbol" w:hint="default"/>
+      </w:rPr>
+    </w:lvl>
+    <w:lvl w:ilvl="4" w:tplc="08090003" w:tentative="1">
+      <w:start w:val="1"/>
+      <w:numFmt w:val="bullet"/>
+      <w:lvlText w:val="o"/>
+      <w:lvlJc w:val="left"/>
+      <w:pPr>
+        <w:ind w:left="3600" w:hanging="360"/>
+      </w:pPr>
+      <w:rPr>
+        <w:rFonts w:ascii="Courier New" w:hAnsi="Courier New" w:cs="Courier New" w:hint="default"/>
+      </w:rPr>
+    </w:lvl>
+    <w:lvl w:ilvl="5" w:tplc="08090005" w:tentative="1">
+      <w:start w:val="1"/>
+      <w:numFmt w:val="bullet"/>
+      <w:lvlText w:val=""/>
+      <w:lvlJc w:val="left"/>
+      <w:pPr>
+        <w:ind w:left="4320" w:hanging="360"/>
+      </w:pPr>
+      <w:rPr>
+        <w:rFonts w:ascii="Wingdings" w:hAnsi="Wingdings" w:hint="default"/>
+      </w:rPr>
+    </w:lvl>
+    <w:lvl w:ilvl="6" w:tplc="08090001" w:tentative="1">
+      <w:start w:val="1"/>
+      <w:numFmt w:val="bullet"/>
+      <w:lvlText w:val=""/>
+      <w:lvlJc w:val="left"/>
+      <w:pPr>
+        <w:ind w:left="5040" w:hanging="360"/>
+      </w:pPr>
+      <w:rPr>
+        <w:rFonts w:ascii="Symbol" w:hAnsi="Symbol" w:hint="default"/>
+      </w:rPr>
+    </w:lvl>
+    <w:lvl w:ilvl="7" w:tplc="08090003" w:tentative="1">
+      <w:start w:val="1"/>
+      <w:numFmt w:val="bullet"/>
+      <w:lvlText w:val="o"/>
+      <w:lvlJc w:val="left"/>
+      <w:pPr>
+        <w:ind w:left="5760" w:hanging="360"/>
+      </w:pPr>
+      <w:rPr>
+        <w:rFonts w:ascii="Courier New" w:hAnsi="Courier New" w:cs="Courier New" w:hint="default"/>
+      </w:rPr>
+    </w:lvl>
+    <w:lvl w:ilvl="8" w:tplc="08090005" w:tentative="1">
+      <w:start w:val="1"/>
+      <w:numFmt w:val="bullet"/>
+      <w:lvlText w:val=""/>
+      <w:lvlJc w:val="left"/>
+      <w:pPr>
+        <w:ind w:left="6480" w:hanging="360"/>
+      </w:pPr>
+      <w:rPr>
+        <w:rFonts w:ascii="Wingdings" w:hAnsi="Wingdings" w:hint="default"/>
+      </w:rPr>
+    </w:lvl>
+  </w:abstractNum>
+  <w:abstractNum w:abstractNumId="3" w15:restartNumberingAfterBreak="0">
     <w:nsid w:val="2A6F3140"/>
     <w:multiLevelType w:val="hybridMultilevel"/>
     <w:tmpl w:val="2A486B40"/>
@@ -7860,7 +9154,7 @@
       </w:rPr>
     </w:lvl>
   </w:abstractNum>
-  <w:abstractNum w:abstractNumId="3" w15:restartNumberingAfterBreak="0">
+  <w:abstractNum w:abstractNumId="4" w15:restartNumberingAfterBreak="0">
     <w:nsid w:val="2FCE28C3"/>
     <w:multiLevelType w:val="hybridMultilevel"/>
     <w:tmpl w:val="E1B0C39E"/>
@@ -7973,7 +9267,7 @@
       </w:rPr>
     </w:lvl>
   </w:abstractNum>
-  <w:abstractNum w:abstractNumId="4" w15:restartNumberingAfterBreak="0">
+  <w:abstractNum w:abstractNumId="5" w15:restartNumberingAfterBreak="0">
     <w:nsid w:val="345C64A2"/>
     <w:multiLevelType w:val="hybridMultilevel"/>
     <w:tmpl w:val="AD180D00"/>
@@ -8185,7 +9479,7 @@
       </w:rPr>
     </w:lvl>
   </w:abstractNum>
-  <w:abstractNum w:abstractNumId="5" w15:restartNumberingAfterBreak="0">
+  <w:abstractNum w:abstractNumId="6" w15:restartNumberingAfterBreak="0">
     <w:nsid w:val="411E4B4C"/>
     <w:multiLevelType w:val="hybridMultilevel"/>
     <w:tmpl w:val="C96264CC"/>
@@ -8300,7 +9594,120 @@
       </w:rPr>
     </w:lvl>
   </w:abstractNum>
-  <w:abstractNum w:abstractNumId="6" w15:restartNumberingAfterBreak="0">
+  <w:abstractNum w:abstractNumId="7" w15:restartNumberingAfterBreak="0">
+    <w:nsid w:val="42C702C9"/>
+    <w:multiLevelType w:val="hybridMultilevel"/>
+    <w:tmpl w:val="3222CB64"/>
+    <w:lvl w:ilvl="0" w:tplc="08090001">
+      <w:start w:val="1"/>
+      <w:numFmt w:val="bullet"/>
+      <w:lvlText w:val=""/>
+      <w:lvlJc w:val="left"/>
+      <w:pPr>
+        <w:ind w:left="720" w:hanging="360"/>
+      </w:pPr>
+      <w:rPr>
+        <w:rFonts w:ascii="Symbol" w:hAnsi="Symbol" w:hint="default"/>
+      </w:rPr>
+    </w:lvl>
+    <w:lvl w:ilvl="1" w:tplc="08090003" w:tentative="1">
+      <w:start w:val="1"/>
+      <w:numFmt w:val="bullet"/>
+      <w:lvlText w:val="o"/>
+      <w:lvlJc w:val="left"/>
+      <w:pPr>
+        <w:ind w:left="1440" w:hanging="360"/>
+      </w:pPr>
+      <w:rPr>
+        <w:rFonts w:ascii="Courier New" w:hAnsi="Courier New" w:cs="Courier New" w:hint="default"/>
+      </w:rPr>
+    </w:lvl>
+    <w:lvl w:ilvl="2" w:tplc="08090005" w:tentative="1">
+      <w:start w:val="1"/>
+      <w:numFmt w:val="bullet"/>
+      <w:lvlText w:val=""/>
+      <w:lvlJc w:val="left"/>
+      <w:pPr>
+        <w:ind w:left="2160" w:hanging="360"/>
+      </w:pPr>
+      <w:rPr>
+        <w:rFonts w:ascii="Wingdings" w:hAnsi="Wingdings" w:hint="default"/>
+      </w:rPr>
+    </w:lvl>
+    <w:lvl w:ilvl="3" w:tplc="08090001" w:tentative="1">
+      <w:start w:val="1"/>
+      <w:numFmt w:val="bullet"/>
+      <w:lvlText w:val=""/>
+      <w:lvlJc w:val="left"/>
+      <w:pPr>
+        <w:ind w:left="2880" w:hanging="360"/>
+      </w:pPr>
+      <w:rPr>
+        <w:rFonts w:ascii="Symbol" w:hAnsi="Symbol" w:hint="default"/>
+      </w:rPr>
+    </w:lvl>
+    <w:lvl w:ilvl="4" w:tplc="08090003" w:tentative="1">
+      <w:start w:val="1"/>
+      <w:numFmt w:val="bullet"/>
+      <w:lvlText w:val="o"/>
+      <w:lvlJc w:val="left"/>
+      <w:pPr>
+        <w:ind w:left="3600" w:hanging="360"/>
+      </w:pPr>
+      <w:rPr>
+        <w:rFonts w:ascii="Courier New" w:hAnsi="Courier New" w:cs="Courier New" w:hint="default"/>
+      </w:rPr>
+    </w:lvl>
+    <w:lvl w:ilvl="5" w:tplc="08090005" w:tentative="1">
+      <w:start w:val="1"/>
+      <w:numFmt w:val="bullet"/>
+      <w:lvlText w:val=""/>
+      <w:lvlJc w:val="left"/>
+      <w:pPr>
+        <w:ind w:left="4320" w:hanging="360"/>
+      </w:pPr>
+      <w:rPr>
+        <w:rFonts w:ascii="Wingdings" w:hAnsi="Wingdings" w:hint="default"/>
+      </w:rPr>
+    </w:lvl>
+    <w:lvl w:ilvl="6" w:tplc="08090001" w:tentative="1">
+      <w:start w:val="1"/>
+      <w:numFmt w:val="bullet"/>
+      <w:lvlText w:val=""/>
+      <w:lvlJc w:val="left"/>
+      <w:pPr>
+        <w:ind w:left="5040" w:hanging="360"/>
+      </w:pPr>
+      <w:rPr>
+        <w:rFonts w:ascii="Symbol" w:hAnsi="Symbol" w:hint="default"/>
+      </w:rPr>
+    </w:lvl>
+    <w:lvl w:ilvl="7" w:tplc="08090003" w:tentative="1">
+      <w:start w:val="1"/>
+      <w:numFmt w:val="bullet"/>
+      <w:lvlText w:val="o"/>
+      <w:lvlJc w:val="left"/>
+      <w:pPr>
+        <w:ind w:left="5760" w:hanging="360"/>
+      </w:pPr>
+      <w:rPr>
+        <w:rFonts w:ascii="Courier New" w:hAnsi="Courier New" w:cs="Courier New" w:hint="default"/>
+      </w:rPr>
+    </w:lvl>
+    <w:lvl w:ilvl="8" w:tplc="08090005" w:tentative="1">
+      <w:start w:val="1"/>
+      <w:numFmt w:val="bullet"/>
+      <w:lvlText w:val=""/>
+      <w:lvlJc w:val="left"/>
+      <w:pPr>
+        <w:ind w:left="6480" w:hanging="360"/>
+      </w:pPr>
+      <w:rPr>
+        <w:rFonts w:ascii="Wingdings" w:hAnsi="Wingdings" w:hint="default"/>
+      </w:rPr>
+    </w:lvl>
+  </w:abstractNum>
+  <w:abstractNum w:abstractNumId="8" w15:restartNumberingAfterBreak="0">
     <w:nsid w:val="43CD4A73"/>
     <w:multiLevelType w:val="hybridMultilevel"/>
     <w:tmpl w:val="CE54F67E"/>
@@ -8512,7 +9919,7 @@
       </w:rPr>
     </w:lvl>
   </w:abstractNum>
-  <w:abstractNum w:abstractNumId="7" w15:restartNumberingAfterBreak="0">
+  <w:abstractNum w:abstractNumId="9" w15:restartNumberingAfterBreak="0">
     <w:nsid w:val="46002333"/>
     <w:multiLevelType w:val="hybridMultilevel"/>
     <w:tmpl w:val="1662004E"/>
@@ -8625,7 +10032,7 @@
       </w:rPr>
     </w:lvl>
   </w:abstractNum>
-  <w:abstractNum w:abstractNumId="8" w15:restartNumberingAfterBreak="0">
+  <w:abstractNum w:abstractNumId="10" w15:restartNumberingAfterBreak="0">
     <w:nsid w:val="4C3964DA"/>
     <w:multiLevelType w:val="hybridMultilevel"/>
     <w:tmpl w:val="825EDE02"/>
@@ -8837,7 +10244,7 @@
       </w:rPr>
     </w:lvl>
   </w:abstractNum>
-  <w:abstractNum w:abstractNumId="9" w15:restartNumberingAfterBreak="0">
+  <w:abstractNum w:abstractNumId="11" w15:restartNumberingAfterBreak="0">
     <w:nsid w:val="523D45EF"/>
     <w:multiLevelType w:val="hybridMultilevel"/>
     <w:tmpl w:val="69041714"/>
@@ -8950,7 +10357,7 @@
       </w:rPr>
     </w:lvl>
   </w:abstractNum>
-  <w:abstractNum w:abstractNumId="10" w15:restartNumberingAfterBreak="0">
+  <w:abstractNum w:abstractNumId="12" w15:restartNumberingAfterBreak="0">
     <w:nsid w:val="57E53C4E"/>
     <w:multiLevelType w:val="hybridMultilevel"/>
     <w:tmpl w:val="979CA82C"/>
@@ -9162,7 +10569,7 @@
       </w:rPr>
     </w:lvl>
   </w:abstractNum>
-  <w:abstractNum w:abstractNumId="11" w15:restartNumberingAfterBreak="0">
+  <w:abstractNum w:abstractNumId="13" w15:restartNumberingAfterBreak="0">
     <w:nsid w:val="5B9D642E"/>
     <w:multiLevelType w:val="hybridMultilevel"/>
     <w:tmpl w:val="06C4C92C"/>
@@ -9275,7 +10682,7 @@
       </w:rPr>
     </w:lvl>
   </w:abstractNum>
-  <w:abstractNum w:abstractNumId="12" w15:restartNumberingAfterBreak="0">
+  <w:abstractNum w:abstractNumId="14" w15:restartNumberingAfterBreak="0">
     <w:nsid w:val="5CD769EB"/>
     <w:multiLevelType w:val="hybridMultilevel"/>
     <w:tmpl w:val="67E05C3E"/>
@@ -9388,7 +10795,7 @@
       </w:rPr>
     </w:lvl>
   </w:abstractNum>
-  <w:abstractNum w:abstractNumId="13" w15:restartNumberingAfterBreak="0">
+  <w:abstractNum w:abstractNumId="15" w15:restartNumberingAfterBreak="0">
     <w:nsid w:val="5ED435E3"/>
     <w:multiLevelType w:val="hybridMultilevel"/>
     <w:tmpl w:val="EEE2EF98"/>
@@ -9501,7 +10908,7 @@
       </w:rPr>
     </w:lvl>
   </w:abstractNum>
-  <w:abstractNum w:abstractNumId="14" w15:restartNumberingAfterBreak="0">
+  <w:abstractNum w:abstractNumId="16" w15:restartNumberingAfterBreak="0">
     <w:nsid w:val="668A0184"/>
     <w:multiLevelType w:val="hybridMultilevel"/>
     <w:tmpl w:val="B9F457A6"/>
@@ -9713,7 +11120,120 @@
       </w:rPr>
     </w:lvl>
   </w:abstractNum>
-  <w:abstractNum w:abstractNumId="15" w15:restartNumberingAfterBreak="0">
+  <w:abstractNum w:abstractNumId="17" w15:restartNumberingAfterBreak="0">
+    <w:nsid w:val="6E16029E"/>
+    <w:multiLevelType w:val="hybridMultilevel"/>
+    <w:tmpl w:val="970081D0"/>
+    <w:lvl w:ilvl="0" w:tplc="08090001">
+      <w:start w:val="1"/>
+      <w:numFmt w:val="bullet"/>
+      <w:lvlText w:val=""/>
+      <w:lvlJc w:val="left"/>
+      <w:pPr>
+        <w:ind w:left="720" w:hanging="360"/>
+      </w:pPr>
+      <w:rPr>
+        <w:rFonts w:ascii="Symbol" w:hAnsi="Symbol" w:hint="default"/>
+      </w:rPr>
+    </w:lvl>
+    <w:lvl w:ilvl="1" w:tplc="08090003" w:tentative="1">
+      <w:start w:val="1"/>
+      <w:numFmt w:val="bullet"/>
+      <w:lvlText w:val="o"/>
+      <w:lvlJc w:val="left"/>
+      <w:pPr>
+        <w:ind w:left="1440" w:hanging="360"/>
+      </w:pPr>
+      <w:rPr>
+        <w:rFonts w:ascii="Courier New" w:hAnsi="Courier New" w:cs="Courier New" w:hint="default"/>
+      </w:rPr>
+    </w:lvl>
+    <w:lvl w:ilvl="2" w:tplc="08090005" w:tentative="1">
+      <w:start w:val="1"/>
+      <w:numFmt w:val="bullet"/>
+      <w:lvlText w:val=""/>
+      <w:lvlJc w:val="left"/>
+      <w:pPr>
+        <w:ind w:left="2160" w:hanging="360"/>
+      </w:pPr>
+      <w:rPr>
+        <w:rFonts w:ascii="Wingdings" w:hAnsi="Wingdings" w:hint="default"/>
+      </w:rPr>
+    </w:lvl>
+    <w:lvl w:ilvl="3" w:tplc="08090001" w:tentative="1">
+      <w:start w:val="1"/>
+      <w:numFmt w:val="bullet"/>
+      <w:lvlText w:val=""/>
+      <w:lvlJc w:val="left"/>
+      <w:pPr>
+        <w:ind w:left="2880" w:hanging="360"/>
+      </w:pPr>
+      <w:rPr>
+        <w:rFonts w:ascii="Symbol" w:hAnsi="Symbol" w:hint="default"/>
+      </w:rPr>
+    </w:lvl>
+    <w:lvl w:ilvl="4" w:tplc="08090003" w:tentative="1">
+      <w:start w:val="1"/>
+      <w:numFmt w:val="bullet"/>
+      <w:lvlText w:val="o"/>
+      <w:lvlJc w:val="left"/>
+      <w:pPr>
+        <w:ind w:left="3600" w:hanging="360"/>
+      </w:pPr>
+      <w:rPr>
+        <w:rFonts w:ascii="Courier New" w:hAnsi="Courier New" w:cs="Courier New" w:hint="default"/>
+      </w:rPr>
+    </w:lvl>
+    <w:lvl w:ilvl="5" w:tplc="08090005" w:tentative="1">
+      <w:start w:val="1"/>
+      <w:numFmt w:val="bullet"/>
+      <w:lvlText w:val=""/>
+      <w:lvlJc w:val="left"/>
+      <w:pPr>
+        <w:ind w:left="4320" w:hanging="360"/>
+      </w:pPr>
+      <w:rPr>
+        <w:rFonts w:ascii="Wingdings" w:hAnsi="Wingdings" w:hint="default"/>
+      </w:rPr>
+    </w:lvl>
+    <w:lvl w:ilvl="6" w:tplc="08090001" w:tentative="1">
+      <w:start w:val="1"/>
+      <w:numFmt w:val="bullet"/>
+      <w:lvlText w:val=""/>
+      <w:lvlJc w:val="left"/>
+      <w:pPr>
+        <w:ind w:left="5040" w:hanging="360"/>
+      </w:pPr>
+      <w:rPr>
+        <w:rFonts w:ascii="Symbol" w:hAnsi="Symbol" w:hint="default"/>
+      </w:rPr>
+    </w:lvl>
+    <w:lvl w:ilvl="7" w:tplc="08090003" w:tentative="1">
+      <w:start w:val="1"/>
+      <w:numFmt w:val="bullet"/>
+      <w:lvlText w:val="o"/>
+      <w:lvlJc w:val="left"/>
+      <w:pPr>
+        <w:ind w:left="5760" w:hanging="360"/>
+      </w:pPr>
+      <w:rPr>
+        <w:rFonts w:ascii="Courier New" w:hAnsi="Courier New" w:cs="Courier New" w:hint="default"/>
+      </w:rPr>
+    </w:lvl>
+    <w:lvl w:ilvl="8" w:tplc="08090005" w:tentative="1">
+      <w:start w:val="1"/>
+      <w:numFmt w:val="bullet"/>
+      <w:lvlText w:val=""/>
+      <w:lvlJc w:val="left"/>
+      <w:pPr>
+        <w:ind w:left="6480" w:hanging="360"/>
+      </w:pPr>
+      <w:rPr>
+        <w:rFonts w:ascii="Wingdings" w:hAnsi="Wingdings" w:hint="default"/>
+      </w:rPr>
+    </w:lvl>
+  </w:abstractNum>
+  <w:abstractNum w:abstractNumId="18" w15:restartNumberingAfterBreak="0">
     <w:nsid w:val="6F1A0436"/>
     <w:multiLevelType w:val="hybridMultilevel"/>
     <w:tmpl w:val="1DEC30EE"/>
@@ -9826,7 +11346,7 @@
       </w:rPr>
     </w:lvl>
   </w:abstractNum>
-  <w:abstractNum w:abstractNumId="16" w15:restartNumberingAfterBreak="0">
+  <w:abstractNum w:abstractNumId="19" w15:restartNumberingAfterBreak="0">
     <w:nsid w:val="73FA2185"/>
     <w:multiLevelType w:val="hybridMultilevel"/>
     <w:tmpl w:val="226E2586"/>
@@ -9940,55 +11460,64 @@
     </w:lvl>
   </w:abstractNum>
   <w:num w:numId="1">
+    <w:abstractNumId w:val="10"/>
+  </w:num>
+  <w:num w:numId="2">
     <w:abstractNumId w:val="8"/>
   </w:num>
-  <w:num w:numId="2">
+  <w:num w:numId="3">
+    <w:abstractNumId w:val="5"/>
+  </w:num>
+  <w:num w:numId="4">
+    <w:abstractNumId w:val="12"/>
+  </w:num>
+  <w:num w:numId="5">
+    <w:abstractNumId w:val="16"/>
+  </w:num>
+  <w:num w:numId="6">
+    <w:abstractNumId w:val="19"/>
+  </w:num>
+  <w:num w:numId="7">
+    <w:abstractNumId w:val="14"/>
+  </w:num>
+  <w:num w:numId="8">
+    <w:abstractNumId w:val="15"/>
+  </w:num>
+  <w:num w:numId="9">
+    <w:abstractNumId w:val="3"/>
+  </w:num>
+  <w:num w:numId="10">
+    <w:abstractNumId w:val="9"/>
+  </w:num>
+  <w:num w:numId="11">
     <w:abstractNumId w:val="6"/>
   </w:num>
-  <w:num w:numId="3">
+  <w:num w:numId="12">
     <w:abstractNumId w:val="4"/>
-  </w:num>
-  <w:num w:numId="4">
-    <w:abstractNumId w:val="10"/>
-  </w:num>
-  <w:num w:numId="5">
-    <w:abstractNumId w:val="14"/>
-  </w:num>
-  <w:num w:numId="6">
-    <w:abstractNumId w:val="16"/>
-  </w:num>
-  <w:num w:numId="7">
-    <w:abstractNumId w:val="12"/>
-  </w:num>
-  <w:num w:numId="8">
-    <w:abstractNumId w:val="13"/>
-  </w:num>
-  <w:num w:numId="9">
-    <w:abstractNumId w:val="2"/>
-  </w:num>
-  <w:num w:numId="10">
-    <w:abstractNumId w:val="7"/>
-  </w:num>
-  <w:num w:numId="11">
-    <w:abstractNumId w:val="5"/>
-  </w:num>
-  <w:num w:numId="12">
-    <w:abstractNumId w:val="3"/>
   </w:num>
   <w:num w:numId="13">
     <w:abstractNumId w:val="0"/>
   </w:num>
   <w:num w:numId="14">
-    <w:abstractNumId w:val="11"/>
+    <w:abstractNumId w:val="13"/>
   </w:num>
   <w:num w:numId="15">
-    <w:abstractNumId w:val="15"/>
+    <w:abstractNumId w:val="18"/>
   </w:num>
   <w:num w:numId="16">
     <w:abstractNumId w:val="1"/>
   </w:num>
   <w:num w:numId="17">
-    <w:abstractNumId w:val="9"/>
+    <w:abstractNumId w:val="11"/>
+  </w:num>
+  <w:num w:numId="18">
+    <w:abstractNumId w:val="2"/>
+  </w:num>
+  <w:num w:numId="19">
+    <w:abstractNumId w:val="17"/>
+  </w:num>
+  <w:num w:numId="20">
+    <w:abstractNumId w:val="7"/>
   </w:num>
 </w:numbering>
 </file>
@@ -10451,11 +11980,11 @@
     <w:uiPriority w:val="9"/>
     <w:unhideWhenUsed/>
     <w:qFormat/>
-    <w:rsid w:val="00990501"/>
+    <w:rsid w:val="0044132D"/>
     <w:pPr>
       <w:keepNext/>
       <w:keepLines/>
-      <w:spacing w:after="240" w:line="240" w:lineRule="auto"/>
+      <w:spacing w:before="240" w:after="240" w:line="240" w:lineRule="auto"/>
       <w:outlineLvl w:val="2"/>
     </w:pPr>
     <w:rPr>
@@ -10468,6 +11997,7 @@
   <w:style w:type="character" w:default="1" w:styleId="DefaultParagraphFont">
     <w:name w:val="Default Paragraph Font"/>
     <w:uiPriority w:val="1"/>
+    <w:semiHidden/>
     <w:unhideWhenUsed/>
   </w:style>
   <w:style w:type="table" w:default="1" w:styleId="TableNormal">
@@ -10495,7 +12025,7 @@
     <w:name w:val="Heading 3 Char"/>
     <w:link w:val="Heading3"/>
     <w:uiPriority w:val="9"/>
-    <w:rsid w:val="00990501"/>
+    <w:rsid w:val="0044132D"/>
     <w:rPr>
       <w:rFonts w:ascii="Calibri" w:eastAsia="Calibri" w:hAnsi="Calibri" w:cs="Calibri"/>
       <w:b/>
@@ -10624,7 +12154,6 @@
     <w:next w:val="Normal"/>
     <w:autoRedefine/>
     <w:uiPriority w:val="39"/>
-    <w:semiHidden/>
     <w:unhideWhenUsed/>
     <w:rsid w:val="0066072E"/>
     <w:pPr>
@@ -10751,6 +12280,60 @@
     <w:rPr>
       <w:color w:val="605E5C"/>
       <w:shd w:val="clear" w:color="auto" w:fill="E1DFDD"/>
+    </w:rPr>
+  </w:style>
+  <w:style w:type="paragraph" w:styleId="Header">
+    <w:name w:val="header"/>
+    <w:basedOn w:val="Normal"/>
+    <w:link w:val="HeaderChar"/>
+    <w:uiPriority w:val="99"/>
+    <w:unhideWhenUsed/>
+    <w:rsid w:val="003721CC"/>
+    <w:pPr>
+      <w:tabs>
+        <w:tab w:val="center" w:pos="4513"/>
+        <w:tab w:val="right" w:pos="9026"/>
+      </w:tabs>
+      <w:spacing w:after="0"/>
+    </w:pPr>
+  </w:style>
+  <w:style w:type="character" w:customStyle="1" w:styleId="HeaderChar">
+    <w:name w:val="Header Char"/>
+    <w:basedOn w:val="DefaultParagraphFont"/>
+    <w:link w:val="Header"/>
+    <w:uiPriority w:val="99"/>
+    <w:rsid w:val="003721CC"/>
+    <w:rPr>
+      <w:rFonts w:ascii="Calibri" w:eastAsia="Calibri" w:hAnsi="Calibri" w:cs="Calibri"/>
+      <w:color w:val="000000"/>
+      <w:sz w:val="20"/>
+    </w:rPr>
+  </w:style>
+  <w:style w:type="paragraph" w:styleId="Footer">
+    <w:name w:val="footer"/>
+    <w:basedOn w:val="Normal"/>
+    <w:link w:val="FooterChar"/>
+    <w:uiPriority w:val="99"/>
+    <w:unhideWhenUsed/>
+    <w:rsid w:val="003721CC"/>
+    <w:pPr>
+      <w:tabs>
+        <w:tab w:val="center" w:pos="4513"/>
+        <w:tab w:val="right" w:pos="9026"/>
+      </w:tabs>
+      <w:spacing w:after="0"/>
+    </w:pPr>
+  </w:style>
+  <w:style w:type="character" w:customStyle="1" w:styleId="FooterChar">
+    <w:name w:val="Footer Char"/>
+    <w:basedOn w:val="DefaultParagraphFont"/>
+    <w:link w:val="Footer"/>
+    <w:uiPriority w:val="99"/>
+    <w:rsid w:val="003721CC"/>
+    <w:rPr>
+      <w:rFonts w:ascii="Calibri" w:eastAsia="Calibri" w:hAnsi="Calibri" w:cs="Calibri"/>
+      <w:color w:val="000000"/>
+      <w:sz w:val="20"/>
     </w:rPr>
   </w:style>
 </w:styles>
@@ -11022,7 +12605,7 @@
 </file>
 
 <file path=customXml/itemProps1.xml><?xml version="1.0" encoding="utf-8"?>
-<ds:datastoreItem xmlns:ds="http://schemas.openxmlformats.org/officeDocument/2006/customXml" ds:itemID="{B8A0F6F9-DC8D-4EFC-ACAD-D5813CDDC865}">
+<ds:datastoreItem xmlns:ds="http://schemas.openxmlformats.org/officeDocument/2006/customXml" ds:itemID="{C1BFF289-85EF-4561-8973-84901F47CC88}">
   <ds:schemaRefs>
     <ds:schemaRef ds:uri="http://schemas.openxmlformats.org/officeDocument/2006/bibliography"/>
   </ds:schemaRefs>
